--- a/Sindhi Muslim/Papers/Final Term/Home/Class 3 islamiyat.docx
+++ b/Sindhi Muslim/Papers/Final Term/Home/Class 3 islamiyat.docx
@@ -1,132 +1,54 @@
 
 <file path=word/document.xml><?xml version="1.0" encoding="utf-8"?>
-<w:document xmlns:wpc="http://schemas.microsoft.com/office/word/2010/wordprocessingCanvas" xmlns:cx="http://schemas.microsoft.com/office/drawing/2014/chartex" xmlns:cx1="http://schemas.microsoft.com/office/drawing/2015/9/8/chartex" xmlns:cx2="http://schemas.microsoft.com/office/drawing/2015/10/21/chartex" xmlns:cx3="http://schemas.microsoft.com/office/drawing/2016/5/9/chartex" xmlns:cx4="http://schemas.microsoft.com/office/drawing/2016/5/10/chartex" xmlns:cx5="http://schemas.microsoft.com/office/drawing/2016/5/11/chartex" xmlns:cx6="http://schemas.microsoft.com/office/drawing/2016/5/12/chartex" xmlns:cx7="http://schemas.microsoft.com/office/drawing/2016/5/13/chartex" xmlns:cx8="http://schemas.microsoft.com/office/drawing/2016/5/14/chartex" xmlns:mc="http://schemas.openxmlformats.org/markup-compatibility/2006" xmlns:aink="http://schemas.microsoft.com/office/drawing/2016/ink" xmlns:am3d="http://schemas.microsoft.com/office/drawing/2017/model3d" xmlns:o="urn:schemas-microsoft-com:office:office" xmlns:r="http://schemas.openxmlformats.org/officeDocument/2006/relationships" xmlns:m="http://schemas.openxmlformats.org/officeDocument/2006/math" xmlns:v="urn:schemas-microsoft-com:vml" xmlns:wp14="http://schemas.microsoft.com/office/word/2010/wordprocessingDrawing" xmlns:wp="http://schemas.openxmlformats.org/drawingml/2006/wordprocessingDrawing" xmlns:w10="urn:schemas-microsoft-com:office:word" xmlns:w="http://schemas.openxmlformats.org/wordprocessingml/2006/main" xmlns:w14="http://schemas.microsoft.com/office/word/2010/wordml" xmlns:w15="http://schemas.microsoft.com/office/word/2012/wordml" xmlns:w16cex="http://schemas.microsoft.com/office/word/2018/wordml/cex" xmlns:w16cid="http://schemas.microsoft.com/office/word/2016/wordml/cid" xmlns:w16="http://schemas.microsoft.com/office/word/2018/wordml" xmlns:w16sdtdh="http://schemas.microsoft.com/office/word/2020/wordml/sdtdatahash" xmlns:w16se="http://schemas.microsoft.com/office/word/2015/wordml/symex" xmlns:wpg="http://schemas.microsoft.com/office/word/2010/wordprocessingGroup" xmlns:wpi="http://schemas.microsoft.com/office/word/2010/wordprocessingInk" xmlns:wne="http://schemas.microsoft.com/office/word/2006/wordml" xmlns:wps="http://schemas.microsoft.com/office/word/2010/wordprocessingShape" mc:Ignorable="w14 w15 w16se w16cid w16 w16cex w16sdtdh wp14">
+<w:document xmlns:wpc="http://schemas.microsoft.com/office/word/2010/wordprocessingCanvas" xmlns:cx="http://schemas.microsoft.com/office/drawing/2014/chartex" xmlns:cx1="http://schemas.microsoft.com/office/drawing/2015/9/8/chartex" xmlns:cx2="http://schemas.microsoft.com/office/drawing/2015/10/21/chartex" xmlns:cx3="http://schemas.microsoft.com/office/drawing/2016/5/9/chartex" xmlns:cx4="http://schemas.microsoft.com/office/drawing/2016/5/10/chartex" xmlns:cx5="http://schemas.microsoft.com/office/drawing/2016/5/11/chartex" xmlns:cx6="http://schemas.microsoft.com/office/drawing/2016/5/12/chartex" xmlns:cx7="http://schemas.microsoft.com/office/drawing/2016/5/13/chartex" xmlns:cx8="http://schemas.microsoft.com/office/drawing/2016/5/14/chartex" xmlns:mc="http://schemas.openxmlformats.org/markup-compatibility/2006" xmlns:aink="http://schemas.microsoft.com/office/drawing/2016/ink" xmlns:am3d="http://schemas.microsoft.com/office/drawing/2017/model3d" xmlns:o="urn:schemas-microsoft-com:office:office" xmlns:oel="http://schemas.microsoft.com/office/2019/extlst" xmlns:r="http://schemas.openxmlformats.org/officeDocument/2006/relationships" xmlns:m="http://schemas.openxmlformats.org/officeDocument/2006/math" xmlns:v="urn:schemas-microsoft-com:vml" xmlns:wp14="http://schemas.microsoft.com/office/word/2010/wordprocessingDrawing" xmlns:wp="http://schemas.openxmlformats.org/drawingml/2006/wordprocessingDrawing" xmlns:w10="urn:schemas-microsoft-com:office:word" xmlns:w="http://schemas.openxmlformats.org/wordprocessingml/2006/main" xmlns:w14="http://schemas.microsoft.com/office/word/2010/wordml" xmlns:w15="http://schemas.microsoft.com/office/word/2012/wordml" xmlns:w16cex="http://schemas.microsoft.com/office/word/2018/wordml/cex" xmlns:w16cid="http://schemas.microsoft.com/office/word/2016/wordml/cid" xmlns:w16="http://schemas.microsoft.com/office/word/2018/wordml" xmlns:w16du="http://schemas.microsoft.com/office/word/2023/wordml/word16du" xmlns:w16sdtdh="http://schemas.microsoft.com/office/word/2020/wordml/sdtdatahash" xmlns:w16sdtfl="http://schemas.microsoft.com/office/word/2024/wordml/sdtformatlock" xmlns:w16se="http://schemas.microsoft.com/office/word/2015/wordml/symex" xmlns:wpg="http://schemas.microsoft.com/office/word/2010/wordprocessingGroup" xmlns:wpi="http://schemas.microsoft.com/office/word/2010/wordprocessingInk" xmlns:wne="http://schemas.microsoft.com/office/word/2006/wordml" xmlns:wps="http://schemas.microsoft.com/office/word/2010/wordprocessingShape" mc:Ignorable="w14 w15 w16se w16cid w16 w16cex w16sdtdh w16sdtfl w16du wp14">
   <w:body>
-    <w:p>
-      <w:pPr>
-        <w:jc w:val="center"/>
-        <w:rPr>
-          <w:b/>
-          <w:bCs/>
-          <w:sz w:val="52"/>
-          <w:szCs w:val="52"/>
-          <w:lang w:bidi="ur-PK"/>
-        </w:rPr>
-      </w:pPr>
-      <w:r>
-        <w:rPr>
-          <w:rFonts w:hint="cs"/>
-          <w:b/>
-          <w:bCs/>
-          <w:sz w:val="52"/>
-          <w:szCs w:val="52"/>
-          <w:rtl/>
-          <w:lang w:bidi="ur-PK"/>
-        </w:rPr>
-        <w:t>گورنمنٹ ہائی اسکول</w:t>
-      </w:r>
-    </w:p>
-    <w:p>
-      <w:pPr>
-        <w:jc w:val="center"/>
-        <w:rPr>
-          <w:sz w:val="36"/>
-          <w:szCs w:val="36"/>
-          <w:u w:val="single"/>
-          <w:lang w:bidi="ur-PK"/>
-        </w:rPr>
-      </w:pPr>
-      <w:r>
-        <w:rPr>
-          <w:rFonts w:hint="cs"/>
-          <w:sz w:val="36"/>
-          <w:szCs w:val="36"/>
-          <w:u w:val="single"/>
-          <w:rtl/>
-          <w:lang w:bidi="ur-PK"/>
-        </w:rPr>
-        <w:t>سندھی جماعت کوپریٹوہاؤسنگ سوسائٹ</w:t>
-      </w:r>
-      <w:r>
-        <w:rPr>
-          <w:rFonts w:hint="cs"/>
-          <w:sz w:val="36"/>
-          <w:szCs w:val="36"/>
-          <w:u w:val="single"/>
-          <w:rtl/>
-          <w:lang w:bidi="ur-PK"/>
-        </w:rPr>
-        <w:t>ی</w:t>
-      </w:r>
-    </w:p>
-    <w:p>
-      <w:pPr>
-        <w:jc w:val="center"/>
-        <w:rPr>
-          <w:lang w:bidi="ur-PK"/>
-        </w:rPr>
-      </w:pPr>
-      <w:r>
-        <w:rPr>
-          <w:rFonts w:hint="cs"/>
-          <w:sz w:val="36"/>
-          <w:szCs w:val="36"/>
-          <w:u w:val="single"/>
-          <w:rtl/>
-          <w:lang w:bidi="ur-PK"/>
-        </w:rPr>
-        <w:t>سالانہ امتحانات 24-25</w:t>
-      </w:r>
-    </w:p>
     <w:tbl>
       <w:tblPr>
         <w:tblStyle w:val="TableGrid"/>
         <w:tblW w:w="0" w:type="auto"/>
+        <w:tblBorders>
+          <w:top w:val="none" w:sz="0" w:space="0" w:color="auto"/>
+          <w:left w:val="none" w:sz="0" w:space="0" w:color="auto"/>
+          <w:bottom w:val="double" w:sz="12" w:space="0" w:color="auto"/>
+          <w:right w:val="none" w:sz="0" w:space="0" w:color="auto"/>
+          <w:insideH w:val="none" w:sz="0" w:space="0" w:color="auto"/>
+          <w:insideV w:val="none" w:sz="0" w:space="0" w:color="auto"/>
+        </w:tblBorders>
         <w:tblLook w:val="04A0" w:firstRow="1" w:lastRow="0" w:firstColumn="1" w:lastColumn="0" w:noHBand="0" w:noVBand="1"/>
       </w:tblPr>
       <w:tblGrid>
-        <w:gridCol w:w="4675"/>
-        <w:gridCol w:w="4675"/>
+        <w:gridCol w:w="2970"/>
+        <w:gridCol w:w="3915"/>
+        <w:gridCol w:w="3915"/>
       </w:tblGrid>
       <w:tr>
         <w:tc>
           <w:tcPr>
-            <w:tcW w:w="4675" w:type="dxa"/>
-          </w:tcPr>
-          <w:p>
-            <w:pPr>
-              <w:rPr>
-                <w:lang w:bidi="ur-PK"/>
-              </w:rPr>
-            </w:pPr>
-            <w:r>
-              <w:rPr>
-                <w:rFonts w:hint="cs"/>
-                <w:rtl/>
-                <w:lang w:bidi="ur-PK"/>
-              </w:rPr>
-              <w:t>کل نمبر: 75</w:t>
-            </w:r>
-          </w:p>
-        </w:tc>
-        <w:tc>
-          <w:tcPr>
-            <w:tcW w:w="4675" w:type="dxa"/>
-          </w:tcPr>
-          <w:p>
-            <w:pPr>
-              <w:jc w:val="right"/>
-              <w:rPr>
-                <w:lang w:bidi="ur-PK"/>
-              </w:rPr>
-            </w:pPr>
-            <w:r>
-              <w:rPr>
-                <w:rFonts w:hint="cs"/>
-                <w:rtl/>
-                <w:lang w:bidi="ur-PK"/>
-              </w:rPr>
-              <w:t>نام: ـــــــــــــــــــــــــــــــــ</w:t>
+            <w:tcW w:w="10800" w:type="dxa"/>
+            <w:gridSpan w:val="3"/>
+          </w:tcPr>
+          <w:p>
+            <w:pPr>
+              <w:jc w:val="center"/>
+              <w:rPr>
+                <w:b/>
+                <w:bCs/>
+                <w:sz w:val="52"/>
+                <w:szCs w:val="52"/>
+                <w:lang w:bidi="ur-PK"/>
+              </w:rPr>
+            </w:pPr>
+            <w:r>
+              <w:rPr>
+                <w:rFonts w:hint="cs"/>
+                <w:b/>
+                <w:bCs/>
+                <w:sz w:val="52"/>
+                <w:szCs w:val="52"/>
+                <w:rtl/>
+                <w:lang w:bidi="ur-PK"/>
+              </w:rPr>
+              <w:t>گورنمنٹ ہائی اسکول</w:t>
             </w:r>
           </w:p>
         </w:tc>
@@ -134,42 +56,53 @@
       <w:tr>
         <w:tc>
           <w:tcPr>
-            <w:tcW w:w="4675" w:type="dxa"/>
-          </w:tcPr>
-          <w:p>
-            <w:pPr>
-              <w:rPr>
-                <w:lang w:bidi="ur-PK"/>
-              </w:rPr>
-            </w:pPr>
-            <w:r>
-              <w:rPr>
-                <w:rFonts w:hint="cs"/>
-                <w:rtl/>
-                <w:lang w:bidi="ur-PK"/>
-              </w:rPr>
-              <w:t>پرچہ:اسلامیات</w:t>
-            </w:r>
-          </w:p>
-        </w:tc>
-        <w:tc>
-          <w:tcPr>
-            <w:tcW w:w="4675" w:type="dxa"/>
-          </w:tcPr>
-          <w:p>
-            <w:pPr>
-              <w:jc w:val="right"/>
-              <w:rPr>
-                <w:lang w:bidi="ur-PK"/>
-              </w:rPr>
-            </w:pPr>
-            <w:r>
-              <w:rPr>
-                <w:rFonts w:hint="cs"/>
-                <w:rtl/>
-                <w:lang w:bidi="ur-PK"/>
-              </w:rPr>
-              <w:t>تاریخ: ـــــــــــــــــــــــــــــــــ</w:t>
+            <w:tcW w:w="10800" w:type="dxa"/>
+            <w:gridSpan w:val="3"/>
+          </w:tcPr>
+          <w:p>
+            <w:pPr>
+              <w:jc w:val="center"/>
+              <w:rPr>
+                <w:sz w:val="36"/>
+                <w:szCs w:val="36"/>
+                <w:u w:val="single"/>
+                <w:lang w:bidi="ur-PK"/>
+              </w:rPr>
+            </w:pPr>
+            <w:r>
+              <w:rPr>
+                <w:rFonts w:hint="cs"/>
+                <w:sz w:val="36"/>
+                <w:szCs w:val="36"/>
+                <w:u w:val="single"/>
+                <w:rtl/>
+                <w:lang w:bidi="ur-PK"/>
+              </w:rPr>
+              <w:t xml:space="preserve">سندھی جماعت </w:t>
+            </w:r>
+            <w:proofErr w:type="spellStart"/>
+            <w:r>
+              <w:rPr>
+                <w:rFonts w:hint="cs"/>
+                <w:sz w:val="36"/>
+                <w:szCs w:val="36"/>
+                <w:u w:val="single"/>
+                <w:rtl/>
+                <w:lang w:bidi="ur-PK"/>
+              </w:rPr>
+              <w:t>کوپریٹوہاؤسنگ</w:t>
+            </w:r>
+            <w:proofErr w:type="spellEnd"/>
+            <w:r>
+              <w:rPr>
+                <w:rFonts w:hint="cs"/>
+                <w:sz w:val="36"/>
+                <w:szCs w:val="36"/>
+                <w:u w:val="single"/>
+                <w:rtl/>
+                <w:lang w:bidi="ur-PK"/>
+              </w:rPr>
+              <w:t xml:space="preserve"> سوسائٹی</w:t>
             </w:r>
           </w:p>
         </w:tc>
@@ -177,18 +110,74 @@
       <w:tr>
         <w:tc>
           <w:tcPr>
-            <w:tcW w:w="4675" w:type="dxa"/>
-          </w:tcPr>
-          <w:p>
-            <w:pPr>
-              <w:rPr>
-                <w:rtl/>
-                <w:lang w:bidi="ur-PK"/>
-              </w:rPr>
-            </w:pPr>
-            <w:r>
-              <w:rPr>
-                <w:rFonts w:hint="cs"/>
+            <w:tcW w:w="10800" w:type="dxa"/>
+            <w:gridSpan w:val="3"/>
+          </w:tcPr>
+          <w:p>
+            <w:pPr>
+              <w:jc w:val="center"/>
+              <w:rPr>
+                <w:lang w:bidi="ur-PK"/>
+              </w:rPr>
+            </w:pPr>
+            <w:r>
+              <w:rPr>
+                <w:rFonts w:hint="cs"/>
+                <w:sz w:val="36"/>
+                <w:szCs w:val="36"/>
+                <w:u w:val="single"/>
+                <w:rtl/>
+                <w:lang w:bidi="ur-PK"/>
+              </w:rPr>
+              <w:t>سالانہ امتحانات 24-25</w:t>
+            </w:r>
+          </w:p>
+        </w:tc>
+      </w:tr>
+      <w:tr>
+        <w:tc>
+          <w:tcPr>
+            <w:tcW w:w="2970" w:type="dxa"/>
+          </w:tcPr>
+          <w:p>
+            <w:pPr>
+              <w:jc w:val="right"/>
+              <w:rPr>
+                <w:sz w:val="28"/>
+                <w:szCs w:val="28"/>
+                <w:lang w:bidi="ur-PK"/>
+              </w:rPr>
+            </w:pPr>
+            <w:r>
+              <w:rPr>
+                <w:rFonts w:hint="cs"/>
+                <w:sz w:val="28"/>
+                <w:szCs w:val="28"/>
+                <w:rtl/>
+                <w:lang w:bidi="ur-PK"/>
+              </w:rPr>
+              <w:t>کل نمبر: 75</w:t>
+            </w:r>
+          </w:p>
+        </w:tc>
+        <w:tc>
+          <w:tcPr>
+            <w:tcW w:w="3915" w:type="dxa"/>
+          </w:tcPr>
+          <w:p>
+            <w:pPr>
+              <w:jc w:val="right"/>
+              <w:rPr>
+                <w:sz w:val="28"/>
+                <w:szCs w:val="28"/>
+                <w:lang w:bidi="ur-PK"/>
+              </w:rPr>
+            </w:pPr>
+            <w:r>
+              <w:rPr>
+                <w:rFonts w:hint="cs"/>
+                <w:sz w:val="28"/>
+                <w:szCs w:val="28"/>
                 <w:rtl/>
                 <w:lang w:bidi="ur-PK"/>
               </w:rPr>
@@ -198,23 +187,173 @@
         </w:tc>
         <w:tc>
           <w:tcPr>
-            <w:tcW w:w="4675" w:type="dxa"/>
-          </w:tcPr>
-          <w:p>
-            <w:pPr>
-              <w:jc w:val="right"/>
-              <w:rPr>
-                <w:rtl/>
-                <w:lang w:bidi="ur-PK"/>
-              </w:rPr>
-            </w:pPr>
-            <w:r>
-              <w:rPr>
-                <w:rFonts w:hint="cs"/>
-                <w:rtl/>
-                <w:lang w:bidi="ur-PK"/>
-              </w:rPr>
-              <w:t>وقت: 3 گھنٹے</w:t>
+            <w:tcW w:w="3915" w:type="dxa"/>
+          </w:tcPr>
+          <w:p>
+            <w:pPr>
+              <w:jc w:val="right"/>
+              <w:rPr>
+                <w:sz w:val="28"/>
+                <w:szCs w:val="28"/>
+                <w:lang w:bidi="ur-PK"/>
+              </w:rPr>
+            </w:pPr>
+            <w:r>
+              <w:rPr>
+                <w:rFonts w:hint="cs"/>
+                <w:sz w:val="28"/>
+                <w:szCs w:val="28"/>
+                <w:rtl/>
+                <w:lang w:bidi="ur-PK"/>
+              </w:rPr>
+              <w:t>نام: ـــــــــــــــــــــــــــــــــ</w:t>
+            </w:r>
+          </w:p>
+        </w:tc>
+      </w:tr>
+      <w:tr>
+        <w:tc>
+          <w:tcPr>
+            <w:tcW w:w="2970" w:type="dxa"/>
+          </w:tcPr>
+          <w:p>
+            <w:pPr>
+              <w:jc w:val="right"/>
+              <w:rPr>
+                <w:sz w:val="28"/>
+                <w:szCs w:val="28"/>
+                <w:lang w:bidi="ur-PK"/>
+              </w:rPr>
+            </w:pPr>
+            <w:proofErr w:type="spellStart"/>
+            <w:r>
+              <w:rPr>
+                <w:rFonts w:hint="cs"/>
+                <w:sz w:val="28"/>
+                <w:szCs w:val="28"/>
+                <w:rtl/>
+                <w:lang w:bidi="ur-PK"/>
+              </w:rPr>
+              <w:t>پرچہ:اسلامیات</w:t>
+            </w:r>
+            <w:proofErr w:type="spellEnd"/>
+          </w:p>
+        </w:tc>
+        <w:tc>
+          <w:tcPr>
+            <w:tcW w:w="3915" w:type="dxa"/>
+          </w:tcPr>
+          <w:p>
+            <w:pPr>
+              <w:jc w:val="right"/>
+              <w:rPr>
+                <w:sz w:val="28"/>
+                <w:szCs w:val="28"/>
+                <w:lang w:bidi="ur-PK"/>
+              </w:rPr>
+            </w:pPr>
+          </w:p>
+        </w:tc>
+        <w:tc>
+          <w:tcPr>
+            <w:tcW w:w="3915" w:type="dxa"/>
+          </w:tcPr>
+          <w:p>
+            <w:pPr>
+              <w:jc w:val="right"/>
+              <w:rPr>
+                <w:sz w:val="28"/>
+                <w:szCs w:val="28"/>
+                <w:lang w:bidi="ur-PK"/>
+              </w:rPr>
+            </w:pPr>
+            <w:r>
+              <w:rPr>
+                <w:rFonts w:hint="cs"/>
+                <w:sz w:val="28"/>
+                <w:szCs w:val="28"/>
+                <w:rtl/>
+                <w:lang w:bidi="ur-PK"/>
+              </w:rPr>
+              <w:t>تاریخ: ـــــــــــــــــــــــــــــــــ</w:t>
+            </w:r>
+          </w:p>
+        </w:tc>
+      </w:tr>
+      <w:tr>
+        <w:tc>
+          <w:tcPr>
+            <w:tcW w:w="2970" w:type="dxa"/>
+          </w:tcPr>
+          <w:p>
+            <w:pPr>
+              <w:jc w:val="right"/>
+              <w:rPr>
+                <w:sz w:val="28"/>
+                <w:szCs w:val="28"/>
+                <w:lang w:bidi="ur-PK"/>
+              </w:rPr>
+            </w:pPr>
+            <w:r>
+              <w:rPr>
+                <w:rFonts w:hint="cs"/>
+                <w:sz w:val="28"/>
+                <w:szCs w:val="28"/>
+                <w:rtl/>
+                <w:lang w:bidi="ur-PK"/>
+              </w:rPr>
+              <w:t>حاصل کردہ نمبر:</w:t>
+            </w:r>
+          </w:p>
+        </w:tc>
+        <w:tc>
+          <w:tcPr>
+            <w:tcW w:w="3915" w:type="dxa"/>
+          </w:tcPr>
+          <w:p>
+            <w:pPr>
+              <w:jc w:val="right"/>
+              <w:rPr>
+                <w:rFonts w:hint="cs"/>
+                <w:sz w:val="28"/>
+                <w:szCs w:val="28"/>
+                <w:rtl/>
+                <w:lang w:bidi="ur-PK"/>
+              </w:rPr>
+            </w:pPr>
+            <w:r>
+              <w:rPr>
+                <w:rFonts w:hint="cs"/>
+                <w:sz w:val="28"/>
+                <w:szCs w:val="28"/>
+                <w:rtl/>
+                <w:lang w:bidi="ur-PK"/>
+              </w:rPr>
+              <w:t>دستخط:</w:t>
+            </w:r>
+          </w:p>
+        </w:tc>
+        <w:tc>
+          <w:tcPr>
+            <w:tcW w:w="3915" w:type="dxa"/>
+          </w:tcPr>
+          <w:p>
+            <w:pPr>
+              <w:jc w:val="right"/>
+              <w:rPr>
+                <w:sz w:val="28"/>
+                <w:szCs w:val="28"/>
+                <w:rtl/>
+                <w:lang w:bidi="ur-PK"/>
+              </w:rPr>
+            </w:pPr>
+            <w:r>
+              <w:rPr>
+                <w:sz w:val="28"/>
+                <w:szCs w:val="28"/>
+                <w:lang w:bidi="ur-PK"/>
+              </w:rPr>
+              <w:t>GR No: ___________________</w:t>
             </w:r>
           </w:p>
         </w:tc>
@@ -316,38 +455,60 @@
     <w:tbl>
       <w:tblPr>
         <w:tblStyle w:val="TableGrid"/>
-        <w:tblW w:w="0" w:type="auto"/>
+        <w:tblW w:w="10795" w:type="dxa"/>
         <w:tblLook w:val="04A0" w:firstRow="1" w:lastRow="0" w:firstColumn="1" w:lastColumn="0" w:noHBand="0" w:noVBand="1"/>
       </w:tblPr>
       <w:tblGrid>
         <w:gridCol w:w="3116"/>
         <w:gridCol w:w="3117"/>
-        <w:gridCol w:w="3117"/>
+        <w:gridCol w:w="4562"/>
       </w:tblGrid>
       <w:tr>
         <w:tc>
           <w:tcPr>
-            <w:tcW w:w="9350" w:type="dxa"/>
+            <w:tcW w:w="10795" w:type="dxa"/>
             <w:gridSpan w:val="3"/>
           </w:tcPr>
           <w:p>
             <w:pPr>
               <w:jc w:val="right"/>
               <w:rPr>
-                <w:sz w:val="24"/>
-                <w:szCs w:val="24"/>
-                <w:lang w:bidi="ur-PK"/>
-              </w:rPr>
-            </w:pPr>
-            <w:r>
-              <w:rPr>
-                <w:rFonts w:hint="cs"/>
-                <w:sz w:val="24"/>
-                <w:szCs w:val="24"/>
-                <w:rtl/>
-                <w:lang w:bidi="ur-PK"/>
-              </w:rPr>
-              <w:t>1- حضرت محمدﷺ کس شھر میں پیدا ہوئے؟</w:t>
+                <w:sz w:val="28"/>
+                <w:szCs w:val="28"/>
+                <w:lang w:bidi="ur-PK"/>
+              </w:rPr>
+            </w:pPr>
+            <w:r>
+              <w:rPr>
+                <w:rFonts w:hint="cs"/>
+                <w:sz w:val="28"/>
+                <w:szCs w:val="28"/>
+                <w:rtl/>
+                <w:lang w:bidi="ur-PK"/>
+              </w:rPr>
+              <w:t xml:space="preserve">1- حضرت </w:t>
+            </w:r>
+            <w:proofErr w:type="spellStart"/>
+            <w:r>
+              <w:rPr>
+                <w:rFonts w:hint="cs"/>
+                <w:sz w:val="28"/>
+                <w:szCs w:val="28"/>
+                <w:rtl/>
+                <w:lang w:bidi="ur-PK"/>
+              </w:rPr>
+              <w:t>محمدﷺ</w:t>
+            </w:r>
+            <w:proofErr w:type="spellEnd"/>
+            <w:r>
+              <w:rPr>
+                <w:rFonts w:hint="cs"/>
+                <w:sz w:val="28"/>
+                <w:szCs w:val="28"/>
+                <w:rtl/>
+                <w:lang w:bidi="ur-PK"/>
+              </w:rPr>
+              <w:t xml:space="preserve"> کس شھر میں پیدا ہوئے؟</w:t>
             </w:r>
           </w:p>
         </w:tc>
@@ -361,16 +522,16 @@
             <w:pPr>
               <w:jc w:val="right"/>
               <w:rPr>
-                <w:sz w:val="24"/>
-                <w:szCs w:val="24"/>
-                <w:lang w:bidi="ur-PK"/>
-              </w:rPr>
-            </w:pPr>
-            <w:r>
-              <w:rPr>
-                <w:rFonts w:hint="cs"/>
-                <w:sz w:val="24"/>
-                <w:szCs w:val="24"/>
+                <w:sz w:val="28"/>
+                <w:szCs w:val="28"/>
+                <w:lang w:bidi="ur-PK"/>
+              </w:rPr>
+            </w:pPr>
+            <w:r>
+              <w:rPr>
+                <w:rFonts w:hint="cs"/>
+                <w:sz w:val="28"/>
+                <w:szCs w:val="28"/>
                 <w:rtl/>
                 <w:lang w:bidi="ur-PK"/>
               </w:rPr>
@@ -386,16 +547,16 @@
             <w:pPr>
               <w:jc w:val="right"/>
               <w:rPr>
-                <w:sz w:val="24"/>
-                <w:szCs w:val="24"/>
-                <w:lang w:bidi="ur-PK"/>
-              </w:rPr>
-            </w:pPr>
-            <w:r>
-              <w:rPr>
-                <w:rFonts w:hint="cs"/>
-                <w:sz w:val="24"/>
-                <w:szCs w:val="24"/>
+                <w:sz w:val="28"/>
+                <w:szCs w:val="28"/>
+                <w:lang w:bidi="ur-PK"/>
+              </w:rPr>
+            </w:pPr>
+            <w:r>
+              <w:rPr>
+                <w:rFonts w:hint="cs"/>
+                <w:sz w:val="28"/>
+                <w:szCs w:val="28"/>
                 <w:rtl/>
                 <w:lang w:bidi="ur-PK"/>
               </w:rPr>
@@ -405,22 +566,22 @@
         </w:tc>
         <w:tc>
           <w:tcPr>
-            <w:tcW w:w="3117" w:type="dxa"/>
-          </w:tcPr>
-          <w:p>
-            <w:pPr>
-              <w:jc w:val="right"/>
-              <w:rPr>
-                <w:sz w:val="24"/>
-                <w:szCs w:val="24"/>
-                <w:lang w:bidi="ur-PK"/>
-              </w:rPr>
-            </w:pPr>
-            <w:r>
-              <w:rPr>
-                <w:rFonts w:hint="cs"/>
-                <w:sz w:val="24"/>
-                <w:szCs w:val="24"/>
+            <w:tcW w:w="4562" w:type="dxa"/>
+          </w:tcPr>
+          <w:p>
+            <w:pPr>
+              <w:jc w:val="right"/>
+              <w:rPr>
+                <w:sz w:val="28"/>
+                <w:szCs w:val="28"/>
+                <w:lang w:bidi="ur-PK"/>
+              </w:rPr>
+            </w:pPr>
+            <w:r>
+              <w:rPr>
+                <w:rFonts w:hint="cs"/>
+                <w:sz w:val="28"/>
+                <w:szCs w:val="28"/>
                 <w:rtl/>
                 <w:lang w:bidi="ur-PK"/>
               </w:rPr>
@@ -432,23 +593,23 @@
       <w:tr>
         <w:tc>
           <w:tcPr>
-            <w:tcW w:w="9350" w:type="dxa"/>
+            <w:tcW w:w="10795" w:type="dxa"/>
             <w:gridSpan w:val="3"/>
           </w:tcPr>
           <w:p>
             <w:pPr>
               <w:jc w:val="right"/>
               <w:rPr>
-                <w:sz w:val="24"/>
-                <w:szCs w:val="24"/>
-                <w:lang w:bidi="ur-PK"/>
-              </w:rPr>
-            </w:pPr>
-            <w:r>
-              <w:rPr>
-                <w:rFonts w:hint="cs"/>
-                <w:sz w:val="24"/>
-                <w:szCs w:val="24"/>
+                <w:sz w:val="28"/>
+                <w:szCs w:val="28"/>
+                <w:lang w:bidi="ur-PK"/>
+              </w:rPr>
+            </w:pPr>
+            <w:r>
+              <w:rPr>
+                <w:rFonts w:hint="cs"/>
+                <w:sz w:val="28"/>
+                <w:szCs w:val="28"/>
                 <w:rtl/>
                 <w:lang w:bidi="ur-PK"/>
               </w:rPr>
@@ -466,16 +627,16 @@
             <w:pPr>
               <w:jc w:val="right"/>
               <w:rPr>
-                <w:sz w:val="24"/>
-                <w:szCs w:val="24"/>
-                <w:lang w:bidi="ur-PK"/>
-              </w:rPr>
-            </w:pPr>
-            <w:r>
-              <w:rPr>
-                <w:rFonts w:hint="cs"/>
-                <w:sz w:val="24"/>
-                <w:szCs w:val="24"/>
+                <w:sz w:val="28"/>
+                <w:szCs w:val="28"/>
+                <w:lang w:bidi="ur-PK"/>
+              </w:rPr>
+            </w:pPr>
+            <w:r>
+              <w:rPr>
+                <w:rFonts w:hint="cs"/>
+                <w:sz w:val="28"/>
+                <w:szCs w:val="28"/>
                 <w:rtl/>
                 <w:lang w:bidi="ur-PK"/>
               </w:rPr>
@@ -491,16 +652,16 @@
             <w:pPr>
               <w:jc w:val="right"/>
               <w:rPr>
-                <w:sz w:val="24"/>
-                <w:szCs w:val="24"/>
-                <w:lang w:bidi="ur-PK"/>
-              </w:rPr>
-            </w:pPr>
-            <w:r>
-              <w:rPr>
-                <w:rFonts w:hint="cs"/>
-                <w:sz w:val="24"/>
-                <w:szCs w:val="24"/>
+                <w:sz w:val="28"/>
+                <w:szCs w:val="28"/>
+                <w:lang w:bidi="ur-PK"/>
+              </w:rPr>
+            </w:pPr>
+            <w:r>
+              <w:rPr>
+                <w:rFonts w:hint="cs"/>
+                <w:sz w:val="28"/>
+                <w:szCs w:val="28"/>
                 <w:rtl/>
                 <w:lang w:bidi="ur-PK"/>
               </w:rPr>
@@ -510,22 +671,22 @@
         </w:tc>
         <w:tc>
           <w:tcPr>
-            <w:tcW w:w="3117" w:type="dxa"/>
-          </w:tcPr>
-          <w:p>
-            <w:pPr>
-              <w:jc w:val="right"/>
-              <w:rPr>
-                <w:sz w:val="24"/>
-                <w:szCs w:val="24"/>
-                <w:lang w:bidi="ur-PK"/>
-              </w:rPr>
-            </w:pPr>
-            <w:r>
-              <w:rPr>
-                <w:rFonts w:hint="cs"/>
-                <w:sz w:val="24"/>
-                <w:szCs w:val="24"/>
+            <w:tcW w:w="4562" w:type="dxa"/>
+          </w:tcPr>
+          <w:p>
+            <w:pPr>
+              <w:jc w:val="right"/>
+              <w:rPr>
+                <w:sz w:val="28"/>
+                <w:szCs w:val="28"/>
+                <w:lang w:bidi="ur-PK"/>
+              </w:rPr>
+            </w:pPr>
+            <w:r>
+              <w:rPr>
+                <w:rFonts w:hint="cs"/>
+                <w:sz w:val="28"/>
+                <w:szCs w:val="28"/>
                 <w:rtl/>
                 <w:lang w:bidi="ur-PK"/>
               </w:rPr>
@@ -537,23 +698,23 @@
       <w:tr>
         <w:tc>
           <w:tcPr>
-            <w:tcW w:w="9350" w:type="dxa"/>
+            <w:tcW w:w="10795" w:type="dxa"/>
             <w:gridSpan w:val="3"/>
           </w:tcPr>
           <w:p>
             <w:pPr>
               <w:jc w:val="right"/>
               <w:rPr>
-                <w:sz w:val="24"/>
-                <w:szCs w:val="24"/>
-                <w:lang w:bidi="ur-PK"/>
-              </w:rPr>
-            </w:pPr>
-            <w:r>
-              <w:rPr>
-                <w:rFonts w:hint="cs"/>
-                <w:sz w:val="24"/>
-                <w:szCs w:val="24"/>
+                <w:sz w:val="28"/>
+                <w:szCs w:val="28"/>
+                <w:lang w:bidi="ur-PK"/>
+              </w:rPr>
+            </w:pPr>
+            <w:r>
+              <w:rPr>
+                <w:rFonts w:hint="cs"/>
+                <w:sz w:val="28"/>
+                <w:szCs w:val="28"/>
                 <w:rtl/>
                 <w:lang w:bidi="ur-PK"/>
               </w:rPr>
@@ -571,16 +732,16 @@
             <w:pPr>
               <w:jc w:val="right"/>
               <w:rPr>
-                <w:sz w:val="24"/>
-                <w:szCs w:val="24"/>
-                <w:lang w:bidi="ur-PK"/>
-              </w:rPr>
-            </w:pPr>
-            <w:r>
-              <w:rPr>
-                <w:rFonts w:hint="cs"/>
-                <w:sz w:val="24"/>
-                <w:szCs w:val="24"/>
+                <w:sz w:val="28"/>
+                <w:szCs w:val="28"/>
+                <w:lang w:bidi="ur-PK"/>
+              </w:rPr>
+            </w:pPr>
+            <w:r>
+              <w:rPr>
+                <w:rFonts w:hint="cs"/>
+                <w:sz w:val="28"/>
+                <w:szCs w:val="28"/>
                 <w:rtl/>
                 <w:lang w:bidi="ur-PK"/>
               </w:rPr>
@@ -596,16 +757,16 @@
             <w:pPr>
               <w:jc w:val="right"/>
               <w:rPr>
-                <w:sz w:val="24"/>
-                <w:szCs w:val="24"/>
-                <w:lang w:bidi="ur-PK"/>
-              </w:rPr>
-            </w:pPr>
-            <w:r>
-              <w:rPr>
-                <w:rFonts w:hint="cs"/>
-                <w:sz w:val="24"/>
-                <w:szCs w:val="24"/>
+                <w:sz w:val="28"/>
+                <w:szCs w:val="28"/>
+                <w:lang w:bidi="ur-PK"/>
+              </w:rPr>
+            </w:pPr>
+            <w:r>
+              <w:rPr>
+                <w:rFonts w:hint="cs"/>
+                <w:sz w:val="28"/>
+                <w:szCs w:val="28"/>
                 <w:rtl/>
                 <w:lang w:bidi="ur-PK"/>
               </w:rPr>
@@ -615,22 +776,22 @@
         </w:tc>
         <w:tc>
           <w:tcPr>
-            <w:tcW w:w="3117" w:type="dxa"/>
-          </w:tcPr>
-          <w:p>
-            <w:pPr>
-              <w:jc w:val="right"/>
-              <w:rPr>
-                <w:sz w:val="24"/>
-                <w:szCs w:val="24"/>
-                <w:lang w:bidi="ur-PK"/>
-              </w:rPr>
-            </w:pPr>
-            <w:r>
-              <w:rPr>
-                <w:rFonts w:hint="cs"/>
-                <w:sz w:val="24"/>
-                <w:szCs w:val="24"/>
+            <w:tcW w:w="4562" w:type="dxa"/>
+          </w:tcPr>
+          <w:p>
+            <w:pPr>
+              <w:jc w:val="right"/>
+              <w:rPr>
+                <w:sz w:val="28"/>
+                <w:szCs w:val="28"/>
+                <w:lang w:bidi="ur-PK"/>
+              </w:rPr>
+            </w:pPr>
+            <w:r>
+              <w:rPr>
+                <w:rFonts w:hint="cs"/>
+                <w:sz w:val="28"/>
+                <w:szCs w:val="28"/>
                 <w:rtl/>
                 <w:lang w:bidi="ur-PK"/>
               </w:rPr>
@@ -642,23 +803,23 @@
       <w:tr>
         <w:tc>
           <w:tcPr>
-            <w:tcW w:w="9350" w:type="dxa"/>
+            <w:tcW w:w="10795" w:type="dxa"/>
             <w:gridSpan w:val="3"/>
           </w:tcPr>
           <w:p>
             <w:pPr>
               <w:jc w:val="right"/>
               <w:rPr>
-                <w:sz w:val="24"/>
-                <w:szCs w:val="24"/>
-                <w:lang w:bidi="ur-PK"/>
-              </w:rPr>
-            </w:pPr>
-            <w:r>
-              <w:rPr>
-                <w:rFonts w:hint="cs"/>
-                <w:sz w:val="24"/>
-                <w:szCs w:val="24"/>
+                <w:sz w:val="28"/>
+                <w:szCs w:val="28"/>
+                <w:lang w:bidi="ur-PK"/>
+              </w:rPr>
+            </w:pPr>
+            <w:r>
+              <w:rPr>
+                <w:rFonts w:hint="cs"/>
+                <w:sz w:val="28"/>
+                <w:szCs w:val="28"/>
                 <w:rtl/>
                 <w:lang w:bidi="ur-PK"/>
               </w:rPr>
@@ -676,16 +837,16 @@
             <w:pPr>
               <w:jc w:val="right"/>
               <w:rPr>
-                <w:sz w:val="24"/>
-                <w:szCs w:val="24"/>
-                <w:lang w:bidi="ur-PK"/>
-              </w:rPr>
-            </w:pPr>
-            <w:r>
-              <w:rPr>
-                <w:rFonts w:hint="cs"/>
-                <w:sz w:val="24"/>
-                <w:szCs w:val="24"/>
+                <w:sz w:val="28"/>
+                <w:szCs w:val="28"/>
+                <w:lang w:bidi="ur-PK"/>
+              </w:rPr>
+            </w:pPr>
+            <w:r>
+              <w:rPr>
+                <w:rFonts w:hint="cs"/>
+                <w:sz w:val="28"/>
+                <w:szCs w:val="28"/>
                 <w:rtl/>
                 <w:lang w:bidi="ur-PK"/>
               </w:rPr>
@@ -701,16 +862,16 @@
             <w:pPr>
               <w:jc w:val="right"/>
               <w:rPr>
-                <w:sz w:val="24"/>
-                <w:szCs w:val="24"/>
-                <w:lang w:bidi="ur-PK"/>
-              </w:rPr>
-            </w:pPr>
-            <w:r>
-              <w:rPr>
-                <w:rFonts w:hint="cs"/>
-                <w:sz w:val="24"/>
-                <w:szCs w:val="24"/>
+                <w:sz w:val="28"/>
+                <w:szCs w:val="28"/>
+                <w:lang w:bidi="ur-PK"/>
+              </w:rPr>
+            </w:pPr>
+            <w:r>
+              <w:rPr>
+                <w:rFonts w:hint="cs"/>
+                <w:sz w:val="28"/>
+                <w:szCs w:val="28"/>
                 <w:rtl/>
                 <w:lang w:bidi="ur-PK"/>
               </w:rPr>
@@ -720,23 +881,23 @@
         </w:tc>
         <w:tc>
           <w:tcPr>
-            <w:tcW w:w="3117" w:type="dxa"/>
-          </w:tcPr>
-          <w:p>
-            <w:pPr>
-              <w:jc w:val="right"/>
-              <w:rPr>
-                <w:sz w:val="24"/>
-                <w:szCs w:val="24"/>
-                <w:rtl/>
-                <w:lang w:bidi="ur-PK"/>
-              </w:rPr>
-            </w:pPr>
-            <w:r>
-              <w:rPr>
-                <w:rFonts w:hint="cs"/>
-                <w:sz w:val="24"/>
-                <w:szCs w:val="24"/>
+            <w:tcW w:w="4562" w:type="dxa"/>
+          </w:tcPr>
+          <w:p>
+            <w:pPr>
+              <w:jc w:val="right"/>
+              <w:rPr>
+                <w:sz w:val="28"/>
+                <w:szCs w:val="28"/>
+                <w:rtl/>
+                <w:lang w:bidi="ur-PK"/>
+              </w:rPr>
+            </w:pPr>
+            <w:r>
+              <w:rPr>
+                <w:rFonts w:hint="cs"/>
+                <w:sz w:val="28"/>
+                <w:szCs w:val="28"/>
                 <w:rtl/>
                 <w:lang w:bidi="ur-PK"/>
               </w:rPr>
@@ -748,23 +909,23 @@
       <w:tr>
         <w:tc>
           <w:tcPr>
-            <w:tcW w:w="9350" w:type="dxa"/>
+            <w:tcW w:w="10795" w:type="dxa"/>
             <w:gridSpan w:val="3"/>
           </w:tcPr>
           <w:p>
             <w:pPr>
               <w:jc w:val="right"/>
               <w:rPr>
-                <w:sz w:val="24"/>
-                <w:szCs w:val="24"/>
-                <w:lang w:bidi="ur-PK"/>
-              </w:rPr>
-            </w:pPr>
-            <w:r>
-              <w:rPr>
-                <w:rFonts w:hint="cs"/>
-                <w:sz w:val="24"/>
-                <w:szCs w:val="24"/>
+                <w:sz w:val="28"/>
+                <w:szCs w:val="28"/>
+                <w:lang w:bidi="ur-PK"/>
+              </w:rPr>
+            </w:pPr>
+            <w:r>
+              <w:rPr>
+                <w:rFonts w:hint="cs"/>
+                <w:sz w:val="28"/>
+                <w:szCs w:val="28"/>
                 <w:rtl/>
                 <w:lang w:bidi="ur-PK"/>
               </w:rPr>
@@ -782,16 +943,16 @@
             <w:pPr>
               <w:jc w:val="right"/>
               <w:rPr>
-                <w:sz w:val="24"/>
-                <w:szCs w:val="24"/>
-                <w:lang w:bidi="ur-PK"/>
-              </w:rPr>
-            </w:pPr>
-            <w:r>
-              <w:rPr>
-                <w:rFonts w:hint="cs"/>
-                <w:sz w:val="24"/>
-                <w:szCs w:val="24"/>
+                <w:sz w:val="28"/>
+                <w:szCs w:val="28"/>
+                <w:lang w:bidi="ur-PK"/>
+              </w:rPr>
+            </w:pPr>
+            <w:r>
+              <w:rPr>
+                <w:rFonts w:hint="cs"/>
+                <w:sz w:val="28"/>
+                <w:szCs w:val="28"/>
                 <w:rtl/>
                 <w:lang w:bidi="ur-PK"/>
               </w:rPr>
@@ -807,16 +968,16 @@
             <w:pPr>
               <w:jc w:val="right"/>
               <w:rPr>
-                <w:sz w:val="24"/>
-                <w:szCs w:val="24"/>
-                <w:lang w:bidi="ur-PK"/>
-              </w:rPr>
-            </w:pPr>
-            <w:r>
-              <w:rPr>
-                <w:rFonts w:hint="cs"/>
-                <w:sz w:val="24"/>
-                <w:szCs w:val="24"/>
+                <w:sz w:val="28"/>
+                <w:szCs w:val="28"/>
+                <w:lang w:bidi="ur-PK"/>
+              </w:rPr>
+            </w:pPr>
+            <w:r>
+              <w:rPr>
+                <w:rFonts w:hint="cs"/>
+                <w:sz w:val="28"/>
+                <w:szCs w:val="28"/>
                 <w:rtl/>
                 <w:lang w:bidi="ur-PK"/>
               </w:rPr>
@@ -826,22 +987,22 @@
         </w:tc>
         <w:tc>
           <w:tcPr>
-            <w:tcW w:w="3117" w:type="dxa"/>
-          </w:tcPr>
-          <w:p>
-            <w:pPr>
-              <w:jc w:val="right"/>
-              <w:rPr>
-                <w:sz w:val="24"/>
-                <w:szCs w:val="24"/>
-                <w:lang w:bidi="ur-PK"/>
-              </w:rPr>
-            </w:pPr>
-            <w:r>
-              <w:rPr>
-                <w:rFonts w:hint="cs"/>
-                <w:sz w:val="24"/>
-                <w:szCs w:val="24"/>
+            <w:tcW w:w="4562" w:type="dxa"/>
+          </w:tcPr>
+          <w:p>
+            <w:pPr>
+              <w:jc w:val="right"/>
+              <w:rPr>
+                <w:sz w:val="28"/>
+                <w:szCs w:val="28"/>
+                <w:lang w:bidi="ur-PK"/>
+              </w:rPr>
+            </w:pPr>
+            <w:r>
+              <w:rPr>
+                <w:rFonts w:hint="cs"/>
+                <w:sz w:val="28"/>
+                <w:szCs w:val="28"/>
                 <w:rtl/>
                 <w:lang w:bidi="ur-PK"/>
               </w:rPr>
@@ -853,23 +1014,23 @@
       <w:tr>
         <w:tc>
           <w:tcPr>
-            <w:tcW w:w="9350" w:type="dxa"/>
+            <w:tcW w:w="10795" w:type="dxa"/>
             <w:gridSpan w:val="3"/>
           </w:tcPr>
           <w:p>
             <w:pPr>
               <w:jc w:val="right"/>
               <w:rPr>
-                <w:sz w:val="24"/>
-                <w:szCs w:val="24"/>
-                <w:lang w:bidi="ur-PK"/>
-              </w:rPr>
-            </w:pPr>
-            <w:r>
-              <w:rPr>
-                <w:rFonts w:hint="cs"/>
-                <w:sz w:val="24"/>
-                <w:szCs w:val="24"/>
+                <w:sz w:val="28"/>
+                <w:szCs w:val="28"/>
+                <w:lang w:bidi="ur-PK"/>
+              </w:rPr>
+            </w:pPr>
+            <w:r>
+              <w:rPr>
+                <w:rFonts w:hint="cs"/>
+                <w:sz w:val="28"/>
+                <w:szCs w:val="28"/>
                 <w:rtl/>
                 <w:lang w:bidi="ur-PK"/>
               </w:rPr>
@@ -887,16 +1048,16 @@
             <w:pPr>
               <w:jc w:val="right"/>
               <w:rPr>
-                <w:sz w:val="24"/>
-                <w:szCs w:val="24"/>
-                <w:lang w:bidi="ur-PK"/>
-              </w:rPr>
-            </w:pPr>
-            <w:r>
-              <w:rPr>
-                <w:rFonts w:hint="cs"/>
-                <w:sz w:val="24"/>
-                <w:szCs w:val="24"/>
+                <w:sz w:val="28"/>
+                <w:szCs w:val="28"/>
+                <w:lang w:bidi="ur-PK"/>
+              </w:rPr>
+            </w:pPr>
+            <w:r>
+              <w:rPr>
+                <w:rFonts w:hint="cs"/>
+                <w:sz w:val="28"/>
+                <w:szCs w:val="28"/>
                 <w:rtl/>
                 <w:lang w:bidi="ur-PK"/>
               </w:rPr>
@@ -912,16 +1073,16 @@
             <w:pPr>
               <w:jc w:val="right"/>
               <w:rPr>
-                <w:sz w:val="24"/>
-                <w:szCs w:val="24"/>
-                <w:lang w:bidi="ur-PK"/>
-              </w:rPr>
-            </w:pPr>
-            <w:r>
-              <w:rPr>
-                <w:rFonts w:hint="cs"/>
-                <w:sz w:val="24"/>
-                <w:szCs w:val="24"/>
+                <w:sz w:val="28"/>
+                <w:szCs w:val="28"/>
+                <w:lang w:bidi="ur-PK"/>
+              </w:rPr>
+            </w:pPr>
+            <w:r>
+              <w:rPr>
+                <w:rFonts w:hint="cs"/>
+                <w:sz w:val="28"/>
+                <w:szCs w:val="28"/>
                 <w:rtl/>
                 <w:lang w:bidi="ur-PK"/>
               </w:rPr>
@@ -931,22 +1092,22 @@
         </w:tc>
         <w:tc>
           <w:tcPr>
-            <w:tcW w:w="3117" w:type="dxa"/>
-          </w:tcPr>
-          <w:p>
-            <w:pPr>
-              <w:jc w:val="right"/>
-              <w:rPr>
-                <w:sz w:val="24"/>
-                <w:szCs w:val="24"/>
-                <w:lang w:bidi="ur-PK"/>
-              </w:rPr>
-            </w:pPr>
-            <w:r>
-              <w:rPr>
-                <w:rFonts w:hint="cs"/>
-                <w:sz w:val="24"/>
-                <w:szCs w:val="24"/>
+            <w:tcW w:w="4562" w:type="dxa"/>
+          </w:tcPr>
+          <w:p>
+            <w:pPr>
+              <w:jc w:val="right"/>
+              <w:rPr>
+                <w:sz w:val="28"/>
+                <w:szCs w:val="28"/>
+                <w:lang w:bidi="ur-PK"/>
+              </w:rPr>
+            </w:pPr>
+            <w:r>
+              <w:rPr>
+                <w:rFonts w:hint="cs"/>
+                <w:sz w:val="28"/>
+                <w:szCs w:val="28"/>
                 <w:rtl/>
                 <w:lang w:bidi="ur-PK"/>
               </w:rPr>
@@ -958,23 +1119,23 @@
       <w:tr>
         <w:tc>
           <w:tcPr>
-            <w:tcW w:w="9350" w:type="dxa"/>
+            <w:tcW w:w="10795" w:type="dxa"/>
             <w:gridSpan w:val="3"/>
           </w:tcPr>
           <w:p>
             <w:pPr>
               <w:jc w:val="right"/>
               <w:rPr>
-                <w:sz w:val="24"/>
-                <w:szCs w:val="24"/>
-                <w:lang w:bidi="ur-PK"/>
-              </w:rPr>
-            </w:pPr>
-            <w:r>
-              <w:rPr>
-                <w:rFonts w:hint="cs"/>
-                <w:sz w:val="24"/>
-                <w:szCs w:val="24"/>
+                <w:sz w:val="28"/>
+                <w:szCs w:val="28"/>
+                <w:lang w:bidi="ur-PK"/>
+              </w:rPr>
+            </w:pPr>
+            <w:r>
+              <w:rPr>
+                <w:rFonts w:hint="cs"/>
+                <w:sz w:val="28"/>
+                <w:szCs w:val="28"/>
                 <w:rtl/>
                 <w:lang w:bidi="ur-PK"/>
               </w:rPr>
@@ -992,16 +1153,16 @@
             <w:pPr>
               <w:jc w:val="right"/>
               <w:rPr>
-                <w:sz w:val="24"/>
-                <w:szCs w:val="24"/>
-                <w:lang w:bidi="ur-PK"/>
-              </w:rPr>
-            </w:pPr>
-            <w:r>
-              <w:rPr>
-                <w:rFonts w:hint="cs"/>
-                <w:sz w:val="24"/>
-                <w:szCs w:val="24"/>
+                <w:sz w:val="28"/>
+                <w:szCs w:val="28"/>
+                <w:lang w:bidi="ur-PK"/>
+              </w:rPr>
+            </w:pPr>
+            <w:r>
+              <w:rPr>
+                <w:rFonts w:hint="cs"/>
+                <w:sz w:val="28"/>
+                <w:szCs w:val="28"/>
                 <w:rtl/>
                 <w:lang w:bidi="ur-PK"/>
               </w:rPr>
@@ -1017,16 +1178,16 @@
             <w:pPr>
               <w:jc w:val="right"/>
               <w:rPr>
-                <w:sz w:val="24"/>
-                <w:szCs w:val="24"/>
-                <w:lang w:bidi="ur-PK"/>
-              </w:rPr>
-            </w:pPr>
-            <w:r>
-              <w:rPr>
-                <w:rFonts w:hint="cs"/>
-                <w:sz w:val="24"/>
-                <w:szCs w:val="24"/>
+                <w:sz w:val="28"/>
+                <w:szCs w:val="28"/>
+                <w:lang w:bidi="ur-PK"/>
+              </w:rPr>
+            </w:pPr>
+            <w:r>
+              <w:rPr>
+                <w:rFonts w:hint="cs"/>
+                <w:sz w:val="28"/>
+                <w:szCs w:val="28"/>
                 <w:rtl/>
                 <w:lang w:bidi="ur-PK"/>
               </w:rPr>
@@ -1036,22 +1197,22 @@
         </w:tc>
         <w:tc>
           <w:tcPr>
-            <w:tcW w:w="3117" w:type="dxa"/>
-          </w:tcPr>
-          <w:p>
-            <w:pPr>
-              <w:jc w:val="right"/>
-              <w:rPr>
-                <w:sz w:val="24"/>
-                <w:szCs w:val="24"/>
-                <w:lang w:bidi="ur-PK"/>
-              </w:rPr>
-            </w:pPr>
-            <w:r>
-              <w:rPr>
-                <w:rFonts w:hint="cs"/>
-                <w:sz w:val="24"/>
-                <w:szCs w:val="24"/>
+            <w:tcW w:w="4562" w:type="dxa"/>
+          </w:tcPr>
+          <w:p>
+            <w:pPr>
+              <w:jc w:val="right"/>
+              <w:rPr>
+                <w:sz w:val="28"/>
+                <w:szCs w:val="28"/>
+                <w:lang w:bidi="ur-PK"/>
+              </w:rPr>
+            </w:pPr>
+            <w:r>
+              <w:rPr>
+                <w:rFonts w:hint="cs"/>
+                <w:sz w:val="28"/>
+                <w:szCs w:val="28"/>
                 <w:rtl/>
                 <w:lang w:bidi="ur-PK"/>
               </w:rPr>
@@ -1063,23 +1224,23 @@
       <w:tr>
         <w:tc>
           <w:tcPr>
-            <w:tcW w:w="9350" w:type="dxa"/>
+            <w:tcW w:w="10795" w:type="dxa"/>
             <w:gridSpan w:val="3"/>
           </w:tcPr>
           <w:p>
             <w:pPr>
               <w:jc w:val="right"/>
               <w:rPr>
-                <w:sz w:val="24"/>
-                <w:szCs w:val="24"/>
-                <w:lang w:bidi="ur-PK"/>
-              </w:rPr>
-            </w:pPr>
-            <w:r>
-              <w:rPr>
-                <w:rFonts w:hint="cs"/>
-                <w:sz w:val="24"/>
-                <w:szCs w:val="24"/>
+                <w:sz w:val="28"/>
+                <w:szCs w:val="28"/>
+                <w:lang w:bidi="ur-PK"/>
+              </w:rPr>
+            </w:pPr>
+            <w:r>
+              <w:rPr>
+                <w:rFonts w:hint="cs"/>
+                <w:sz w:val="28"/>
+                <w:szCs w:val="28"/>
                 <w:rtl/>
                 <w:lang w:bidi="ur-PK"/>
               </w:rPr>
@@ -1097,16 +1258,16 @@
             <w:pPr>
               <w:jc w:val="right"/>
               <w:rPr>
-                <w:sz w:val="24"/>
-                <w:szCs w:val="24"/>
-                <w:lang w:bidi="ur-PK"/>
-              </w:rPr>
-            </w:pPr>
-            <w:r>
-              <w:rPr>
-                <w:rFonts w:hint="cs"/>
-                <w:sz w:val="24"/>
-                <w:szCs w:val="24"/>
+                <w:sz w:val="28"/>
+                <w:szCs w:val="28"/>
+                <w:lang w:bidi="ur-PK"/>
+              </w:rPr>
+            </w:pPr>
+            <w:r>
+              <w:rPr>
+                <w:rFonts w:hint="cs"/>
+                <w:sz w:val="28"/>
+                <w:szCs w:val="28"/>
                 <w:rtl/>
                 <w:lang w:bidi="ur-PK"/>
               </w:rPr>
@@ -1122,16 +1283,16 @@
             <w:pPr>
               <w:jc w:val="right"/>
               <w:rPr>
-                <w:sz w:val="24"/>
-                <w:szCs w:val="24"/>
-                <w:lang w:bidi="ur-PK"/>
-              </w:rPr>
-            </w:pPr>
-            <w:r>
-              <w:rPr>
-                <w:rFonts w:hint="cs"/>
-                <w:sz w:val="24"/>
-                <w:szCs w:val="24"/>
+                <w:sz w:val="28"/>
+                <w:szCs w:val="28"/>
+                <w:lang w:bidi="ur-PK"/>
+              </w:rPr>
+            </w:pPr>
+            <w:r>
+              <w:rPr>
+                <w:rFonts w:hint="cs"/>
+                <w:sz w:val="28"/>
+                <w:szCs w:val="28"/>
                 <w:rtl/>
                 <w:lang w:bidi="ur-PK"/>
               </w:rPr>
@@ -1141,22 +1302,22 @@
         </w:tc>
         <w:tc>
           <w:tcPr>
-            <w:tcW w:w="3117" w:type="dxa"/>
-          </w:tcPr>
-          <w:p>
-            <w:pPr>
-              <w:jc w:val="right"/>
-              <w:rPr>
-                <w:sz w:val="24"/>
-                <w:szCs w:val="24"/>
-                <w:lang w:bidi="ur-PK"/>
-              </w:rPr>
-            </w:pPr>
-            <w:r>
-              <w:rPr>
-                <w:rFonts w:hint="cs"/>
-                <w:sz w:val="24"/>
-                <w:szCs w:val="24"/>
+            <w:tcW w:w="4562" w:type="dxa"/>
+          </w:tcPr>
+          <w:p>
+            <w:pPr>
+              <w:jc w:val="right"/>
+              <w:rPr>
+                <w:sz w:val="28"/>
+                <w:szCs w:val="28"/>
+                <w:lang w:bidi="ur-PK"/>
+              </w:rPr>
+            </w:pPr>
+            <w:r>
+              <w:rPr>
+                <w:rFonts w:hint="cs"/>
+                <w:sz w:val="28"/>
+                <w:szCs w:val="28"/>
                 <w:rtl/>
                 <w:lang w:bidi="ur-PK"/>
               </w:rPr>
@@ -1165,8 +1326,8 @@
             <w:r>
               <w:rPr>
                 <w:rFonts w:hint="cs"/>
-                <w:sz w:val="24"/>
-                <w:szCs w:val="24"/>
+                <w:sz w:val="28"/>
+                <w:szCs w:val="28"/>
                 <w:rtl/>
                 <w:lang w:bidi="ur-PK"/>
               </w:rPr>
@@ -1178,23 +1339,23 @@
       <w:tr>
         <w:tc>
           <w:tcPr>
-            <w:tcW w:w="9350" w:type="dxa"/>
+            <w:tcW w:w="10795" w:type="dxa"/>
             <w:gridSpan w:val="3"/>
           </w:tcPr>
           <w:p>
             <w:pPr>
               <w:jc w:val="right"/>
               <w:rPr>
-                <w:sz w:val="24"/>
-                <w:szCs w:val="24"/>
-                <w:lang w:bidi="ur-PK"/>
-              </w:rPr>
-            </w:pPr>
-            <w:r>
-              <w:rPr>
-                <w:rFonts w:hint="cs"/>
-                <w:sz w:val="24"/>
-                <w:szCs w:val="24"/>
+                <w:sz w:val="28"/>
+                <w:szCs w:val="28"/>
+                <w:lang w:bidi="ur-PK"/>
+              </w:rPr>
+            </w:pPr>
+            <w:r>
+              <w:rPr>
+                <w:rFonts w:hint="cs"/>
+                <w:sz w:val="28"/>
+                <w:szCs w:val="28"/>
                 <w:rtl/>
                 <w:lang w:bidi="ur-PK"/>
               </w:rPr>
@@ -1212,16 +1373,16 @@
             <w:pPr>
               <w:jc w:val="right"/>
               <w:rPr>
-                <w:sz w:val="24"/>
-                <w:szCs w:val="24"/>
-                <w:lang w:bidi="ur-PK"/>
-              </w:rPr>
-            </w:pPr>
-            <w:r>
-              <w:rPr>
-                <w:rFonts w:hint="cs"/>
-                <w:sz w:val="24"/>
-                <w:szCs w:val="24"/>
+                <w:sz w:val="28"/>
+                <w:szCs w:val="28"/>
+                <w:lang w:bidi="ur-PK"/>
+              </w:rPr>
+            </w:pPr>
+            <w:r>
+              <w:rPr>
+                <w:rFonts w:hint="cs"/>
+                <w:sz w:val="28"/>
+                <w:szCs w:val="28"/>
                 <w:rtl/>
                 <w:lang w:bidi="ur-PK"/>
               </w:rPr>
@@ -1237,16 +1398,16 @@
             <w:pPr>
               <w:jc w:val="right"/>
               <w:rPr>
-                <w:sz w:val="24"/>
-                <w:szCs w:val="24"/>
-                <w:lang w:bidi="ur-PK"/>
-              </w:rPr>
-            </w:pPr>
-            <w:r>
-              <w:rPr>
-                <w:rFonts w:hint="cs"/>
-                <w:sz w:val="24"/>
-                <w:szCs w:val="24"/>
+                <w:sz w:val="28"/>
+                <w:szCs w:val="28"/>
+                <w:lang w:bidi="ur-PK"/>
+              </w:rPr>
+            </w:pPr>
+            <w:r>
+              <w:rPr>
+                <w:rFonts w:hint="cs"/>
+                <w:sz w:val="28"/>
+                <w:szCs w:val="28"/>
                 <w:rtl/>
                 <w:lang w:bidi="ur-PK"/>
               </w:rPr>
@@ -1256,22 +1417,22 @@
         </w:tc>
         <w:tc>
           <w:tcPr>
-            <w:tcW w:w="3117" w:type="dxa"/>
-          </w:tcPr>
-          <w:p>
-            <w:pPr>
-              <w:jc w:val="right"/>
-              <w:rPr>
-                <w:sz w:val="24"/>
-                <w:szCs w:val="24"/>
-                <w:lang w:bidi="ur-PK"/>
-              </w:rPr>
-            </w:pPr>
-            <w:r>
-              <w:rPr>
-                <w:rFonts w:hint="cs"/>
-                <w:sz w:val="24"/>
-                <w:szCs w:val="24"/>
+            <w:tcW w:w="4562" w:type="dxa"/>
+          </w:tcPr>
+          <w:p>
+            <w:pPr>
+              <w:jc w:val="right"/>
+              <w:rPr>
+                <w:sz w:val="28"/>
+                <w:szCs w:val="28"/>
+                <w:lang w:bidi="ur-PK"/>
+              </w:rPr>
+            </w:pPr>
+            <w:r>
+              <w:rPr>
+                <w:rFonts w:hint="cs"/>
+                <w:sz w:val="28"/>
+                <w:szCs w:val="28"/>
                 <w:rtl/>
                 <w:lang w:bidi="ur-PK"/>
               </w:rPr>
@@ -1283,23 +1444,23 @@
       <w:tr>
         <w:tc>
           <w:tcPr>
-            <w:tcW w:w="9350" w:type="dxa"/>
+            <w:tcW w:w="10795" w:type="dxa"/>
             <w:gridSpan w:val="3"/>
           </w:tcPr>
           <w:p>
             <w:pPr>
               <w:jc w:val="right"/>
               <w:rPr>
-                <w:sz w:val="24"/>
-                <w:szCs w:val="24"/>
-                <w:lang w:bidi="ur-PK"/>
-              </w:rPr>
-            </w:pPr>
-            <w:r>
-              <w:rPr>
-                <w:rFonts w:hint="cs"/>
-                <w:sz w:val="24"/>
-                <w:szCs w:val="24"/>
+                <w:sz w:val="28"/>
+                <w:szCs w:val="28"/>
+                <w:lang w:bidi="ur-PK"/>
+              </w:rPr>
+            </w:pPr>
+            <w:r>
+              <w:rPr>
+                <w:rFonts w:hint="cs"/>
+                <w:sz w:val="28"/>
+                <w:szCs w:val="28"/>
                 <w:rtl/>
                 <w:lang w:bidi="ur-PK"/>
               </w:rPr>
@@ -1317,16 +1478,16 @@
             <w:pPr>
               <w:jc w:val="right"/>
               <w:rPr>
-                <w:sz w:val="24"/>
-                <w:szCs w:val="24"/>
-                <w:lang w:bidi="ur-PK"/>
-              </w:rPr>
-            </w:pPr>
-            <w:r>
-              <w:rPr>
-                <w:rFonts w:hint="cs"/>
-                <w:sz w:val="24"/>
-                <w:szCs w:val="24"/>
+                <w:sz w:val="28"/>
+                <w:szCs w:val="28"/>
+                <w:lang w:bidi="ur-PK"/>
+              </w:rPr>
+            </w:pPr>
+            <w:r>
+              <w:rPr>
+                <w:rFonts w:hint="cs"/>
+                <w:sz w:val="28"/>
+                <w:szCs w:val="28"/>
                 <w:rtl/>
                 <w:lang w:bidi="ur-PK"/>
               </w:rPr>
@@ -1342,16 +1503,16 @@
             <w:pPr>
               <w:jc w:val="right"/>
               <w:rPr>
-                <w:sz w:val="24"/>
-                <w:szCs w:val="24"/>
-                <w:lang w:bidi="ur-PK"/>
-              </w:rPr>
-            </w:pPr>
-            <w:r>
-              <w:rPr>
-                <w:rFonts w:hint="cs"/>
-                <w:sz w:val="24"/>
-                <w:szCs w:val="24"/>
+                <w:sz w:val="28"/>
+                <w:szCs w:val="28"/>
+                <w:lang w:bidi="ur-PK"/>
+              </w:rPr>
+            </w:pPr>
+            <w:r>
+              <w:rPr>
+                <w:rFonts w:hint="cs"/>
+                <w:sz w:val="28"/>
+                <w:szCs w:val="28"/>
                 <w:rtl/>
                 <w:lang w:bidi="ur-PK"/>
               </w:rPr>
@@ -1361,22 +1522,22 @@
         </w:tc>
         <w:tc>
           <w:tcPr>
-            <w:tcW w:w="3117" w:type="dxa"/>
-          </w:tcPr>
-          <w:p>
-            <w:pPr>
-              <w:jc w:val="right"/>
-              <w:rPr>
-                <w:sz w:val="24"/>
-                <w:szCs w:val="24"/>
-                <w:lang w:bidi="ur-PK"/>
-              </w:rPr>
-            </w:pPr>
-            <w:r>
-              <w:rPr>
-                <w:rFonts w:hint="cs"/>
-                <w:sz w:val="24"/>
-                <w:szCs w:val="24"/>
+            <w:tcW w:w="4562" w:type="dxa"/>
+          </w:tcPr>
+          <w:p>
+            <w:pPr>
+              <w:jc w:val="right"/>
+              <w:rPr>
+                <w:sz w:val="28"/>
+                <w:szCs w:val="28"/>
+                <w:lang w:bidi="ur-PK"/>
+              </w:rPr>
+            </w:pPr>
+            <w:r>
+              <w:rPr>
+                <w:rFonts w:hint="cs"/>
+                <w:sz w:val="28"/>
+                <w:szCs w:val="28"/>
                 <w:rtl/>
                 <w:lang w:bidi="ur-PK"/>
               </w:rPr>
@@ -1398,16 +1559,16 @@
     <w:tbl>
       <w:tblPr>
         <w:tblStyle w:val="TableGrid"/>
-        <w:tblW w:w="0" w:type="auto"/>
+        <w:tblW w:w="10795" w:type="dxa"/>
         <w:tblLook w:val="04A0" w:firstRow="1" w:lastRow="0" w:firstColumn="1" w:lastColumn="0" w:noHBand="0" w:noVBand="1"/>
       </w:tblPr>
       <w:tblGrid>
-        <w:gridCol w:w="9350"/>
+        <w:gridCol w:w="10795"/>
       </w:tblGrid>
       <w:tr>
         <w:tc>
           <w:tcPr>
-            <w:tcW w:w="9350" w:type="dxa"/>
+            <w:tcW w:w="10795" w:type="dxa"/>
           </w:tcPr>
           <w:p>
             <w:pPr>
@@ -1416,8 +1577,8 @@
               <w:rPr>
                 <w:b/>
                 <w:bCs/>
-                <w:sz w:val="24"/>
-                <w:szCs w:val="24"/>
+                <w:sz w:val="28"/>
+                <w:szCs w:val="28"/>
                 <w:lang w:bidi="ur-PK"/>
               </w:rPr>
             </w:pPr>
@@ -1426,8 +1587,8 @@
                 <w:rFonts w:hint="cs"/>
                 <w:b/>
                 <w:bCs/>
-                <w:sz w:val="24"/>
-                <w:szCs w:val="24"/>
+                <w:sz w:val="28"/>
+                <w:szCs w:val="28"/>
                 <w:rtl/>
                 <w:lang w:bidi="ur-PK"/>
               </w:rPr>
@@ -1438,8 +1599,8 @@
                 <w:rFonts w:hint="cs"/>
                 <w:b/>
                 <w:bCs/>
-                <w:sz w:val="24"/>
-                <w:szCs w:val="24"/>
+                <w:sz w:val="28"/>
+                <w:szCs w:val="28"/>
                 <w:rtl/>
                 <w:lang w:bidi="ur-PK"/>
               </w:rPr>
@@ -1451,22 +1612,22 @@
       <w:tr>
         <w:tc>
           <w:tcPr>
-            <w:tcW w:w="9350" w:type="dxa"/>
-          </w:tcPr>
-          <w:p>
-            <w:pPr>
-              <w:jc w:val="right"/>
-              <w:rPr>
-                <w:sz w:val="24"/>
-                <w:szCs w:val="24"/>
-                <w:lang w:bidi="ur-PK"/>
-              </w:rPr>
-            </w:pPr>
-            <w:r>
-              <w:rPr>
-                <w:rFonts w:hint="cs"/>
-                <w:sz w:val="24"/>
-                <w:szCs w:val="24"/>
+            <w:tcW w:w="10795" w:type="dxa"/>
+          </w:tcPr>
+          <w:p>
+            <w:pPr>
+              <w:jc w:val="right"/>
+              <w:rPr>
+                <w:sz w:val="28"/>
+                <w:szCs w:val="28"/>
+                <w:lang w:bidi="ur-PK"/>
+              </w:rPr>
+            </w:pPr>
+            <w:r>
+              <w:rPr>
+                <w:rFonts w:hint="cs"/>
+                <w:sz w:val="28"/>
+                <w:szCs w:val="28"/>
                 <w:rtl/>
                 <w:lang w:bidi="ur-PK"/>
               </w:rPr>
@@ -1475,8 +1636,8 @@
             <w:r>
               <w:rPr>
                 <w:rFonts w:hint="cs"/>
-                <w:sz w:val="24"/>
-                <w:szCs w:val="24"/>
+                <w:sz w:val="28"/>
+                <w:szCs w:val="28"/>
                 <w:rtl/>
                 <w:lang w:bidi="ur-PK"/>
               </w:rPr>
@@ -1488,22 +1649,22 @@
       <w:tr>
         <w:tc>
           <w:tcPr>
-            <w:tcW w:w="9350" w:type="dxa"/>
-          </w:tcPr>
-          <w:p>
-            <w:pPr>
-              <w:jc w:val="right"/>
-              <w:rPr>
-                <w:sz w:val="24"/>
-                <w:szCs w:val="24"/>
-                <w:lang w:bidi="ur-PK"/>
-              </w:rPr>
-            </w:pPr>
-            <w:r>
-              <w:rPr>
-                <w:rFonts w:hint="cs"/>
-                <w:sz w:val="24"/>
-                <w:szCs w:val="24"/>
+            <w:tcW w:w="10795" w:type="dxa"/>
+          </w:tcPr>
+          <w:p>
+            <w:pPr>
+              <w:jc w:val="right"/>
+              <w:rPr>
+                <w:sz w:val="28"/>
+                <w:szCs w:val="28"/>
+                <w:lang w:bidi="ur-PK"/>
+              </w:rPr>
+            </w:pPr>
+            <w:r>
+              <w:rPr>
+                <w:rFonts w:hint="cs"/>
+                <w:sz w:val="28"/>
+                <w:szCs w:val="28"/>
                 <w:rtl/>
                 <w:lang w:bidi="ur-PK"/>
               </w:rPr>
@@ -1515,22 +1676,22 @@
       <w:tr>
         <w:tc>
           <w:tcPr>
-            <w:tcW w:w="9350" w:type="dxa"/>
-          </w:tcPr>
-          <w:p>
-            <w:pPr>
-              <w:jc w:val="right"/>
-              <w:rPr>
-                <w:sz w:val="24"/>
-                <w:szCs w:val="24"/>
-                <w:lang w:bidi="ur-PK"/>
-              </w:rPr>
-            </w:pPr>
-            <w:r>
-              <w:rPr>
-                <w:rFonts w:hint="cs"/>
-                <w:sz w:val="24"/>
-                <w:szCs w:val="24"/>
+            <w:tcW w:w="10795" w:type="dxa"/>
+          </w:tcPr>
+          <w:p>
+            <w:pPr>
+              <w:jc w:val="right"/>
+              <w:rPr>
+                <w:sz w:val="28"/>
+                <w:szCs w:val="28"/>
+                <w:lang w:bidi="ur-PK"/>
+              </w:rPr>
+            </w:pPr>
+            <w:r>
+              <w:rPr>
+                <w:rFonts w:hint="cs"/>
+                <w:sz w:val="28"/>
+                <w:szCs w:val="28"/>
                 <w:rtl/>
                 <w:lang w:bidi="ur-PK"/>
               </w:rPr>
@@ -1542,22 +1703,22 @@
       <w:tr>
         <w:tc>
           <w:tcPr>
-            <w:tcW w:w="9350" w:type="dxa"/>
-          </w:tcPr>
-          <w:p>
-            <w:pPr>
-              <w:jc w:val="right"/>
-              <w:rPr>
-                <w:sz w:val="24"/>
-                <w:szCs w:val="24"/>
-                <w:lang w:bidi="ur-PK"/>
-              </w:rPr>
-            </w:pPr>
-            <w:r>
-              <w:rPr>
-                <w:rFonts w:hint="cs"/>
-                <w:sz w:val="24"/>
-                <w:szCs w:val="24"/>
+            <w:tcW w:w="10795" w:type="dxa"/>
+          </w:tcPr>
+          <w:p>
+            <w:pPr>
+              <w:jc w:val="right"/>
+              <w:rPr>
+                <w:sz w:val="28"/>
+                <w:szCs w:val="28"/>
+                <w:lang w:bidi="ur-PK"/>
+              </w:rPr>
+            </w:pPr>
+            <w:r>
+              <w:rPr>
+                <w:rFonts w:hint="cs"/>
+                <w:sz w:val="28"/>
+                <w:szCs w:val="28"/>
                 <w:rtl/>
                 <w:lang w:bidi="ur-PK"/>
               </w:rPr>
@@ -1566,8 +1727,8 @@
             <w:r>
               <w:rPr>
                 <w:rFonts w:hint="cs"/>
-                <w:sz w:val="24"/>
-                <w:szCs w:val="24"/>
+                <w:sz w:val="28"/>
+                <w:szCs w:val="28"/>
                 <w:rtl/>
                 <w:lang w:bidi="ur-PK"/>
               </w:rPr>
@@ -1579,27 +1740,26 @@
       <w:tr>
         <w:tc>
           <w:tcPr>
-            <w:tcW w:w="9350" w:type="dxa"/>
-          </w:tcPr>
-          <w:p>
-            <w:pPr>
-              <w:jc w:val="right"/>
-              <w:rPr>
-                <w:sz w:val="24"/>
-                <w:szCs w:val="24"/>
-                <w:rtl/>
-                <w:lang w:bidi="ur-PK"/>
-              </w:rPr>
-            </w:pPr>
-            <w:r>
-              <w:rPr>
-                <w:rFonts w:hint="cs"/>
-                <w:sz w:val="24"/>
-                <w:szCs w:val="24"/>
-                <w:rtl/>
-                <w:lang w:bidi="ur-PK"/>
-              </w:rPr>
-              <w:lastRenderedPageBreak/>
+            <w:tcW w:w="10795" w:type="dxa"/>
+          </w:tcPr>
+          <w:p>
+            <w:pPr>
+              <w:jc w:val="right"/>
+              <w:rPr>
+                <w:sz w:val="28"/>
+                <w:szCs w:val="28"/>
+                <w:rtl/>
+                <w:lang w:bidi="ur-PK"/>
+              </w:rPr>
+            </w:pPr>
+            <w:r>
+              <w:rPr>
+                <w:rFonts w:hint="cs"/>
+                <w:sz w:val="28"/>
+                <w:szCs w:val="28"/>
+                <w:rtl/>
+                <w:lang w:bidi="ur-PK"/>
+              </w:rPr>
               <w:t>5- راحب نے حضرت محمدﷺ کے کندھے پر ـــــــــــــــــ کی مھر دیکھی۔</w:t>
             </w:r>
           </w:p>
@@ -1618,16 +1778,16 @@
     <w:tbl>
       <w:tblPr>
         <w:tblStyle w:val="TableGrid"/>
-        <w:tblW w:w="0" w:type="auto"/>
+        <w:tblW w:w="10795" w:type="dxa"/>
         <w:tblLook w:val="04A0" w:firstRow="1" w:lastRow="0" w:firstColumn="1" w:lastColumn="0" w:noHBand="0" w:noVBand="1"/>
       </w:tblPr>
       <w:tblGrid>
-        <w:gridCol w:w="9350"/>
+        <w:gridCol w:w="10795"/>
       </w:tblGrid>
       <w:tr>
         <w:tc>
           <w:tcPr>
-            <w:tcW w:w="9350" w:type="dxa"/>
+            <w:tcW w:w="10795" w:type="dxa"/>
           </w:tcPr>
           <w:p>
             <w:pPr>
@@ -1636,8 +1796,8 @@
               <w:rPr>
                 <w:b/>
                 <w:bCs/>
-                <w:sz w:val="24"/>
-                <w:szCs w:val="24"/>
+                <w:sz w:val="28"/>
+                <w:szCs w:val="28"/>
                 <w:lang w:bidi="ur-PK"/>
               </w:rPr>
             </w:pPr>
@@ -1646,11 +1806,12 @@
                 <w:rFonts w:hint="cs"/>
                 <w:b/>
                 <w:bCs/>
-                <w:sz w:val="24"/>
-                <w:szCs w:val="24"/>
-                <w:rtl/>
-                <w:lang w:bidi="ur-PK"/>
-              </w:rPr>
+                <w:sz w:val="28"/>
+                <w:szCs w:val="28"/>
+                <w:rtl/>
+                <w:lang w:bidi="ur-PK"/>
+              </w:rPr>
+              <w:lastRenderedPageBreak/>
               <w:t>ج: صحیح / غلط</w:t>
             </w:r>
             <w:r>
@@ -1658,8 +1819,8 @@
                 <w:rFonts w:hint="cs"/>
                 <w:b/>
                 <w:bCs/>
-                <w:sz w:val="24"/>
-                <w:szCs w:val="24"/>
+                <w:sz w:val="28"/>
+                <w:szCs w:val="28"/>
                 <w:rtl/>
                 <w:lang w:bidi="ur-PK"/>
               </w:rPr>
@@ -1671,22 +1832,22 @@
       <w:tr>
         <w:tc>
           <w:tcPr>
-            <w:tcW w:w="9350" w:type="dxa"/>
-          </w:tcPr>
-          <w:p>
-            <w:pPr>
-              <w:jc w:val="right"/>
-              <w:rPr>
-                <w:sz w:val="24"/>
-                <w:szCs w:val="24"/>
-                <w:lang w:bidi="ur-PK"/>
-              </w:rPr>
-            </w:pPr>
-            <w:r>
-              <w:rPr>
-                <w:rFonts w:hint="cs"/>
-                <w:sz w:val="24"/>
-                <w:szCs w:val="24"/>
+            <w:tcW w:w="10795" w:type="dxa"/>
+          </w:tcPr>
+          <w:p>
+            <w:pPr>
+              <w:jc w:val="right"/>
+              <w:rPr>
+                <w:sz w:val="28"/>
+                <w:szCs w:val="28"/>
+                <w:lang w:bidi="ur-PK"/>
+              </w:rPr>
+            </w:pPr>
+            <w:r>
+              <w:rPr>
+                <w:rFonts w:hint="cs"/>
+                <w:sz w:val="28"/>
+                <w:szCs w:val="28"/>
                 <w:rtl/>
                 <w:lang w:bidi="ur-PK"/>
               </w:rPr>
@@ -1698,22 +1859,22 @@
       <w:tr>
         <w:tc>
           <w:tcPr>
-            <w:tcW w:w="9350" w:type="dxa"/>
-          </w:tcPr>
-          <w:p>
-            <w:pPr>
-              <w:jc w:val="right"/>
-              <w:rPr>
-                <w:sz w:val="24"/>
-                <w:szCs w:val="24"/>
-                <w:lang w:bidi="ur-PK"/>
-              </w:rPr>
-            </w:pPr>
-            <w:r>
-              <w:rPr>
-                <w:rFonts w:hint="cs"/>
-                <w:sz w:val="24"/>
-                <w:szCs w:val="24"/>
+            <w:tcW w:w="10795" w:type="dxa"/>
+          </w:tcPr>
+          <w:p>
+            <w:pPr>
+              <w:jc w:val="right"/>
+              <w:rPr>
+                <w:sz w:val="28"/>
+                <w:szCs w:val="28"/>
+                <w:lang w:bidi="ur-PK"/>
+              </w:rPr>
+            </w:pPr>
+            <w:r>
+              <w:rPr>
+                <w:rFonts w:hint="cs"/>
+                <w:sz w:val="28"/>
+                <w:szCs w:val="28"/>
                 <w:rtl/>
                 <w:lang w:bidi="ur-PK"/>
               </w:rPr>
@@ -1725,22 +1886,22 @@
       <w:tr>
         <w:tc>
           <w:tcPr>
-            <w:tcW w:w="9350" w:type="dxa"/>
-          </w:tcPr>
-          <w:p>
-            <w:pPr>
-              <w:jc w:val="right"/>
-              <w:rPr>
-                <w:sz w:val="24"/>
-                <w:szCs w:val="24"/>
-                <w:lang w:bidi="ur-PK"/>
-              </w:rPr>
-            </w:pPr>
-            <w:r>
-              <w:rPr>
-                <w:rFonts w:hint="cs"/>
-                <w:sz w:val="24"/>
-                <w:szCs w:val="24"/>
+            <w:tcW w:w="10795" w:type="dxa"/>
+          </w:tcPr>
+          <w:p>
+            <w:pPr>
+              <w:jc w:val="right"/>
+              <w:rPr>
+                <w:sz w:val="28"/>
+                <w:szCs w:val="28"/>
+                <w:lang w:bidi="ur-PK"/>
+              </w:rPr>
+            </w:pPr>
+            <w:r>
+              <w:rPr>
+                <w:rFonts w:hint="cs"/>
+                <w:sz w:val="28"/>
+                <w:szCs w:val="28"/>
                 <w:rtl/>
                 <w:lang w:bidi="ur-PK"/>
               </w:rPr>
@@ -1752,22 +1913,22 @@
       <w:tr>
         <w:tc>
           <w:tcPr>
-            <w:tcW w:w="9350" w:type="dxa"/>
-          </w:tcPr>
-          <w:p>
-            <w:pPr>
-              <w:jc w:val="right"/>
-              <w:rPr>
-                <w:sz w:val="24"/>
-                <w:szCs w:val="24"/>
-                <w:lang w:bidi="ur-PK"/>
-              </w:rPr>
-            </w:pPr>
-            <w:r>
-              <w:rPr>
-                <w:rFonts w:hint="cs"/>
-                <w:sz w:val="24"/>
-                <w:szCs w:val="24"/>
+            <w:tcW w:w="10795" w:type="dxa"/>
+          </w:tcPr>
+          <w:p>
+            <w:pPr>
+              <w:jc w:val="right"/>
+              <w:rPr>
+                <w:sz w:val="28"/>
+                <w:szCs w:val="28"/>
+                <w:lang w:bidi="ur-PK"/>
+              </w:rPr>
+            </w:pPr>
+            <w:r>
+              <w:rPr>
+                <w:rFonts w:hint="cs"/>
+                <w:sz w:val="28"/>
+                <w:szCs w:val="28"/>
                 <w:rtl/>
                 <w:lang w:bidi="ur-PK"/>
               </w:rPr>
@@ -1779,22 +1940,22 @@
       <w:tr>
         <w:tc>
           <w:tcPr>
-            <w:tcW w:w="9350" w:type="dxa"/>
-          </w:tcPr>
-          <w:p>
-            <w:pPr>
-              <w:jc w:val="right"/>
-              <w:rPr>
-                <w:sz w:val="24"/>
-                <w:szCs w:val="24"/>
-                <w:lang w:bidi="ur-PK"/>
-              </w:rPr>
-            </w:pPr>
-            <w:r>
-              <w:rPr>
-                <w:rFonts w:hint="cs"/>
-                <w:sz w:val="24"/>
-                <w:szCs w:val="24"/>
+            <w:tcW w:w="10795" w:type="dxa"/>
+          </w:tcPr>
+          <w:p>
+            <w:pPr>
+              <w:jc w:val="right"/>
+              <w:rPr>
+                <w:sz w:val="28"/>
+                <w:szCs w:val="28"/>
+                <w:lang w:bidi="ur-PK"/>
+              </w:rPr>
+            </w:pPr>
+            <w:r>
+              <w:rPr>
+                <w:rFonts w:hint="cs"/>
+                <w:sz w:val="28"/>
+                <w:szCs w:val="28"/>
                 <w:rtl/>
                 <w:lang w:bidi="ur-PK"/>
               </w:rPr>
@@ -1843,16 +2004,16 @@
     <w:tbl>
       <w:tblPr>
         <w:tblStyle w:val="TableGrid"/>
-        <w:tblW w:w="0" w:type="auto"/>
+        <w:tblW w:w="10795" w:type="dxa"/>
         <w:tblLook w:val="04A0" w:firstRow="1" w:lastRow="0" w:firstColumn="1" w:lastColumn="0" w:noHBand="0" w:noVBand="1"/>
       </w:tblPr>
       <w:tblGrid>
-        <w:gridCol w:w="9350"/>
+        <w:gridCol w:w="10795"/>
       </w:tblGrid>
       <w:tr>
         <w:tc>
           <w:tcPr>
-            <w:tcW w:w="9350" w:type="dxa"/>
+            <w:tcW w:w="10795" w:type="dxa"/>
           </w:tcPr>
           <w:p>
             <w:pPr>
@@ -1861,8 +2022,8 @@
               <w:rPr>
                 <w:b/>
                 <w:bCs/>
-                <w:sz w:val="24"/>
-                <w:szCs w:val="24"/>
+                <w:sz w:val="28"/>
+                <w:szCs w:val="28"/>
                 <w:lang w:bidi="ur-PK"/>
               </w:rPr>
             </w:pPr>
@@ -1871,8 +2032,8 @@
                 <w:rFonts w:hint="cs"/>
                 <w:b/>
                 <w:bCs/>
-                <w:sz w:val="24"/>
-                <w:szCs w:val="24"/>
+                <w:sz w:val="28"/>
+                <w:szCs w:val="28"/>
                 <w:rtl/>
                 <w:lang w:bidi="ur-PK"/>
               </w:rPr>
@@ -1883,8 +2044,8 @@
                 <w:rFonts w:hint="cs"/>
                 <w:b/>
                 <w:bCs/>
-                <w:sz w:val="24"/>
-                <w:szCs w:val="24"/>
+                <w:sz w:val="28"/>
+                <w:szCs w:val="28"/>
                 <w:rtl/>
                 <w:lang w:bidi="ur-PK"/>
               </w:rPr>
@@ -1896,22 +2057,22 @@
       <w:tr>
         <w:tc>
           <w:tcPr>
-            <w:tcW w:w="9350" w:type="dxa"/>
-          </w:tcPr>
-          <w:p>
-            <w:pPr>
-              <w:jc w:val="right"/>
-              <w:rPr>
-                <w:sz w:val="24"/>
-                <w:szCs w:val="24"/>
-                <w:lang w:bidi="ur-PK"/>
-              </w:rPr>
-            </w:pPr>
-            <w:r>
-              <w:rPr>
-                <w:rFonts w:hint="cs"/>
-                <w:sz w:val="24"/>
-                <w:szCs w:val="24"/>
+            <w:tcW w:w="10795" w:type="dxa"/>
+          </w:tcPr>
+          <w:p>
+            <w:pPr>
+              <w:jc w:val="right"/>
+              <w:rPr>
+                <w:sz w:val="28"/>
+                <w:szCs w:val="28"/>
+                <w:lang w:bidi="ur-PK"/>
+              </w:rPr>
+            </w:pPr>
+            <w:r>
+              <w:rPr>
+                <w:rFonts w:hint="cs"/>
+                <w:sz w:val="28"/>
+                <w:szCs w:val="28"/>
                 <w:rtl/>
                 <w:lang w:bidi="ur-PK"/>
               </w:rPr>
@@ -1921,24 +2082,27 @@
         </w:tc>
       </w:tr>
       <w:tr>
-        <w:tc>
-          <w:tcPr>
-            <w:tcW w:w="9350" w:type="dxa"/>
-          </w:tcPr>
-          <w:p>
-            <w:pPr>
-              <w:jc w:val="right"/>
-              <w:rPr>
-                <w:sz w:val="24"/>
-                <w:szCs w:val="24"/>
-                <w:lang w:bidi="ur-PK"/>
-              </w:rPr>
-            </w:pPr>
-            <w:r>
-              <w:rPr>
-                <w:rFonts w:hint="cs"/>
-                <w:sz w:val="24"/>
-                <w:szCs w:val="24"/>
+        <w:trPr>
+          <w:trHeight w:val="432"/>
+        </w:trPr>
+        <w:tc>
+          <w:tcPr>
+            <w:tcW w:w="10795" w:type="dxa"/>
+          </w:tcPr>
+          <w:p>
+            <w:pPr>
+              <w:jc w:val="right"/>
+              <w:rPr>
+                <w:sz w:val="28"/>
+                <w:szCs w:val="28"/>
+                <w:lang w:bidi="ur-PK"/>
+              </w:rPr>
+            </w:pPr>
+            <w:r>
+              <w:rPr>
+                <w:rFonts w:hint="cs"/>
+                <w:sz w:val="28"/>
+                <w:szCs w:val="28"/>
                 <w:rtl/>
                 <w:lang w:bidi="ur-PK"/>
               </w:rPr>
@@ -1948,169 +2112,165 @@
         </w:tc>
       </w:tr>
       <w:tr>
-        <w:tc>
-          <w:tcPr>
-            <w:tcW w:w="9350" w:type="dxa"/>
-          </w:tcPr>
-          <w:p>
-            <w:pPr>
-              <w:jc w:val="right"/>
-              <w:rPr>
-                <w:sz w:val="24"/>
-                <w:szCs w:val="24"/>
-                <w:lang w:bidi="ur-PK"/>
-              </w:rPr>
-            </w:pPr>
-            <w:r>
-              <w:rPr>
-                <w:rFonts w:hint="cs"/>
-                <w:sz w:val="24"/>
-                <w:szCs w:val="24"/>
-                <w:rtl/>
-                <w:lang w:bidi="ur-PK"/>
-              </w:rPr>
-              <w:t xml:space="preserve">2- </w:t>
-            </w:r>
-            <w:r>
-              <w:rPr>
-                <w:rFonts w:hint="cs"/>
-                <w:sz w:val="24"/>
-                <w:szCs w:val="24"/>
-                <w:rtl/>
-                <w:lang w:bidi="ur-PK"/>
-              </w:rPr>
-              <w:t>والدین کے بعد کس کا رشتہ اہم ہے؟</w:t>
-            </w:r>
+        <w:trPr>
+          <w:trHeight w:val="432"/>
+        </w:trPr>
+        <w:tc>
+          <w:tcPr>
+            <w:tcW w:w="10795" w:type="dxa"/>
+          </w:tcPr>
+          <w:p>
+            <w:pPr>
+              <w:jc w:val="right"/>
+              <w:rPr>
+                <w:rFonts w:hint="cs"/>
+                <w:sz w:val="28"/>
+                <w:szCs w:val="28"/>
+                <w:rtl/>
+                <w:lang w:bidi="ur-PK"/>
+              </w:rPr>
+            </w:pPr>
           </w:p>
         </w:tc>
       </w:tr>
       <w:tr>
         <w:tc>
           <w:tcPr>
-            <w:tcW w:w="9350" w:type="dxa"/>
-          </w:tcPr>
-          <w:p>
-            <w:pPr>
-              <w:jc w:val="right"/>
-              <w:rPr>
-                <w:sz w:val="24"/>
-                <w:szCs w:val="24"/>
-                <w:lang w:bidi="ur-PK"/>
-              </w:rPr>
-            </w:pPr>
-            <w:r>
-              <w:rPr>
-                <w:rFonts w:hint="cs"/>
-                <w:sz w:val="24"/>
-                <w:szCs w:val="24"/>
-                <w:rtl/>
-                <w:lang w:bidi="ur-PK"/>
-              </w:rPr>
-              <w:t>ج)</w:t>
+            <w:tcW w:w="10795" w:type="dxa"/>
+          </w:tcPr>
+          <w:p>
+            <w:pPr>
+              <w:jc w:val="right"/>
+              <w:rPr>
+                <w:sz w:val="28"/>
+                <w:szCs w:val="28"/>
+                <w:lang w:bidi="ur-PK"/>
+              </w:rPr>
+            </w:pPr>
+            <w:r>
+              <w:rPr>
+                <w:rFonts w:hint="cs"/>
+                <w:sz w:val="28"/>
+                <w:szCs w:val="28"/>
+                <w:rtl/>
+                <w:lang w:bidi="ur-PK"/>
+              </w:rPr>
+              <w:t xml:space="preserve">2- </w:t>
+            </w:r>
+            <w:r>
+              <w:rPr>
+                <w:rFonts w:hint="cs"/>
+                <w:sz w:val="28"/>
+                <w:szCs w:val="28"/>
+                <w:rtl/>
+                <w:lang w:bidi="ur-PK"/>
+              </w:rPr>
+              <w:t>والدین کے بعد کس کا رشتہ اہم ہے؟</w:t>
             </w:r>
           </w:p>
         </w:tc>
       </w:tr>
       <w:tr>
-        <w:tc>
-          <w:tcPr>
-            <w:tcW w:w="9350" w:type="dxa"/>
-          </w:tcPr>
-          <w:p>
-            <w:pPr>
-              <w:jc w:val="right"/>
-              <w:rPr>
-                <w:sz w:val="24"/>
-                <w:szCs w:val="24"/>
-                <w:lang w:bidi="ur-PK"/>
-              </w:rPr>
-            </w:pPr>
-            <w:r>
-              <w:rPr>
-                <w:rFonts w:hint="cs"/>
-                <w:sz w:val="24"/>
-                <w:szCs w:val="24"/>
-                <w:rtl/>
-                <w:lang w:bidi="ur-PK"/>
-              </w:rPr>
-              <w:t>3- رشتہ داروں میں سب سے قریبی رشتہ کس کا ہے؟</w:t>
+        <w:trPr>
+          <w:trHeight w:val="432"/>
+        </w:trPr>
+        <w:tc>
+          <w:tcPr>
+            <w:tcW w:w="10795" w:type="dxa"/>
+          </w:tcPr>
+          <w:p>
+            <w:pPr>
+              <w:jc w:val="right"/>
+              <w:rPr>
+                <w:sz w:val="28"/>
+                <w:szCs w:val="28"/>
+                <w:lang w:bidi="ur-PK"/>
+              </w:rPr>
+            </w:pPr>
+            <w:r>
+              <w:rPr>
+                <w:rFonts w:hint="cs"/>
+                <w:sz w:val="28"/>
+                <w:szCs w:val="28"/>
+                <w:rtl/>
+                <w:lang w:bidi="ur-PK"/>
+              </w:rPr>
+              <w:t>ج)</w:t>
             </w:r>
           </w:p>
         </w:tc>
       </w:tr>
       <w:tr>
-        <w:tc>
-          <w:tcPr>
-            <w:tcW w:w="9350" w:type="dxa"/>
-          </w:tcPr>
-          <w:p>
-            <w:pPr>
-              <w:jc w:val="right"/>
-              <w:rPr>
-                <w:sz w:val="24"/>
-                <w:szCs w:val="24"/>
-                <w:lang w:bidi="ur-PK"/>
-              </w:rPr>
-            </w:pPr>
-            <w:r>
-              <w:rPr>
-                <w:rFonts w:hint="cs"/>
-                <w:sz w:val="24"/>
-                <w:szCs w:val="24"/>
-                <w:rtl/>
-                <w:lang w:bidi="ur-PK"/>
-              </w:rPr>
-              <w:t>ج)</w:t>
-            </w:r>
+        <w:trPr>
+          <w:trHeight w:val="432"/>
+        </w:trPr>
+        <w:tc>
+          <w:tcPr>
+            <w:tcW w:w="10795" w:type="dxa"/>
+          </w:tcPr>
+          <w:p>
+            <w:pPr>
+              <w:jc w:val="right"/>
+              <w:rPr>
+                <w:rFonts w:hint="cs"/>
+                <w:sz w:val="28"/>
+                <w:szCs w:val="28"/>
+                <w:rtl/>
+                <w:lang w:bidi="ur-PK"/>
+              </w:rPr>
+            </w:pPr>
           </w:p>
         </w:tc>
       </w:tr>
       <w:tr>
         <w:tc>
           <w:tcPr>
-            <w:tcW w:w="9350" w:type="dxa"/>
-          </w:tcPr>
-          <w:p>
-            <w:pPr>
-              <w:jc w:val="right"/>
-              <w:rPr>
-                <w:sz w:val="24"/>
-                <w:szCs w:val="24"/>
-                <w:lang w:bidi="ur-PK"/>
-              </w:rPr>
-            </w:pPr>
-            <w:r>
-              <w:rPr>
-                <w:rFonts w:hint="cs"/>
-                <w:sz w:val="24"/>
-                <w:szCs w:val="24"/>
-                <w:rtl/>
-                <w:lang w:bidi="ur-PK"/>
-              </w:rPr>
-              <w:t>4- آپﷺ نے پڑوسیوں کے حقوق کے بارے میں کیا فرمایا؟</w:t>
+            <w:tcW w:w="10795" w:type="dxa"/>
+          </w:tcPr>
+          <w:p>
+            <w:pPr>
+              <w:jc w:val="right"/>
+              <w:rPr>
+                <w:sz w:val="28"/>
+                <w:szCs w:val="28"/>
+                <w:lang w:bidi="ur-PK"/>
+              </w:rPr>
+            </w:pPr>
+            <w:r>
+              <w:rPr>
+                <w:rFonts w:hint="cs"/>
+                <w:sz w:val="28"/>
+                <w:szCs w:val="28"/>
+                <w:rtl/>
+                <w:lang w:bidi="ur-PK"/>
+              </w:rPr>
+              <w:t>3- رشتہ داروں میں سب سے قریبی رشتہ کس کا ہے؟</w:t>
             </w:r>
           </w:p>
         </w:tc>
       </w:tr>
       <w:tr>
-        <w:tc>
-          <w:tcPr>
-            <w:tcW w:w="9350" w:type="dxa"/>
-          </w:tcPr>
-          <w:p>
-            <w:pPr>
-              <w:jc w:val="right"/>
-              <w:rPr>
-                <w:sz w:val="24"/>
-                <w:szCs w:val="24"/>
-                <w:lang w:bidi="ur-PK"/>
-              </w:rPr>
-            </w:pPr>
-            <w:r>
-              <w:rPr>
-                <w:rFonts w:hint="cs"/>
-                <w:sz w:val="24"/>
-                <w:szCs w:val="24"/>
+        <w:trPr>
+          <w:trHeight w:val="432"/>
+        </w:trPr>
+        <w:tc>
+          <w:tcPr>
+            <w:tcW w:w="10795" w:type="dxa"/>
+          </w:tcPr>
+          <w:p>
+            <w:pPr>
+              <w:jc w:val="right"/>
+              <w:rPr>
+                <w:sz w:val="28"/>
+                <w:szCs w:val="28"/>
+                <w:lang w:bidi="ur-PK"/>
+              </w:rPr>
+            </w:pPr>
+            <w:r>
+              <w:rPr>
+                <w:rFonts w:hint="cs"/>
+                <w:sz w:val="28"/>
+                <w:szCs w:val="28"/>
                 <w:rtl/>
                 <w:lang w:bidi="ur-PK"/>
               </w:rPr>
@@ -2120,56 +2280,204 @@
         </w:tc>
       </w:tr>
       <w:tr>
-        <w:tc>
-          <w:tcPr>
-            <w:tcW w:w="9350" w:type="dxa"/>
-          </w:tcPr>
-          <w:p>
-            <w:pPr>
-              <w:jc w:val="right"/>
-              <w:rPr>
-                <w:sz w:val="24"/>
-                <w:szCs w:val="24"/>
-                <w:lang w:bidi="ur-PK"/>
-              </w:rPr>
-            </w:pPr>
-            <w:r>
-              <w:rPr>
-                <w:rFonts w:hint="cs"/>
-                <w:sz w:val="24"/>
-                <w:szCs w:val="24"/>
-                <w:rtl/>
-                <w:lang w:bidi="ur-PK"/>
-              </w:rPr>
-              <w:t>5- قرآن مجید میں پڑوسیوں کی کتنی قسمیں بیان کی گئی ہیں؟</w:t>
-            </w:r>
+        <w:trPr>
+          <w:trHeight w:val="432"/>
+        </w:trPr>
+        <w:tc>
+          <w:tcPr>
+            <w:tcW w:w="10795" w:type="dxa"/>
+          </w:tcPr>
+          <w:p>
+            <w:pPr>
+              <w:jc w:val="right"/>
+              <w:rPr>
+                <w:rFonts w:hint="cs"/>
+                <w:sz w:val="28"/>
+                <w:szCs w:val="28"/>
+                <w:rtl/>
+                <w:lang w:bidi="ur-PK"/>
+              </w:rPr>
+            </w:pPr>
           </w:p>
         </w:tc>
       </w:tr>
       <w:tr>
         <w:tc>
           <w:tcPr>
-            <w:tcW w:w="9350" w:type="dxa"/>
-          </w:tcPr>
-          <w:p>
-            <w:pPr>
-              <w:jc w:val="right"/>
-              <w:rPr>
-                <w:sz w:val="24"/>
-                <w:szCs w:val="24"/>
-                <w:lang w:bidi="ur-PK"/>
-              </w:rPr>
-            </w:pPr>
-            <w:r>
-              <w:rPr>
-                <w:rFonts w:hint="cs"/>
-                <w:sz w:val="24"/>
-                <w:szCs w:val="24"/>
+            <w:tcW w:w="10795" w:type="dxa"/>
+          </w:tcPr>
+          <w:p>
+            <w:pPr>
+              <w:jc w:val="right"/>
+              <w:rPr>
+                <w:sz w:val="28"/>
+                <w:szCs w:val="28"/>
+                <w:lang w:bidi="ur-PK"/>
+              </w:rPr>
+            </w:pPr>
+            <w:r>
+              <w:rPr>
+                <w:rFonts w:hint="cs"/>
+                <w:sz w:val="28"/>
+                <w:szCs w:val="28"/>
+                <w:rtl/>
+                <w:lang w:bidi="ur-PK"/>
+              </w:rPr>
+              <w:t xml:space="preserve">4- </w:t>
+            </w:r>
+            <w:proofErr w:type="spellStart"/>
+            <w:r>
+              <w:rPr>
+                <w:rFonts w:hint="cs"/>
+                <w:sz w:val="28"/>
+                <w:szCs w:val="28"/>
+                <w:rtl/>
+                <w:lang w:bidi="ur-PK"/>
+              </w:rPr>
+              <w:t>آپﷺ</w:t>
+            </w:r>
+            <w:proofErr w:type="spellEnd"/>
+            <w:r>
+              <w:rPr>
+                <w:rFonts w:hint="cs"/>
+                <w:sz w:val="28"/>
+                <w:szCs w:val="28"/>
+                <w:rtl/>
+                <w:lang w:bidi="ur-PK"/>
+              </w:rPr>
+              <w:t xml:space="preserve"> نے پڑوسیوں کے حقوق کے بارے میں کیا فرمایا؟</w:t>
+            </w:r>
+          </w:p>
+        </w:tc>
+      </w:tr>
+      <w:tr>
+        <w:trPr>
+          <w:trHeight w:val="432"/>
+        </w:trPr>
+        <w:tc>
+          <w:tcPr>
+            <w:tcW w:w="10795" w:type="dxa"/>
+          </w:tcPr>
+          <w:p>
+            <w:pPr>
+              <w:jc w:val="right"/>
+              <w:rPr>
+                <w:sz w:val="28"/>
+                <w:szCs w:val="28"/>
+                <w:lang w:bidi="ur-PK"/>
+              </w:rPr>
+            </w:pPr>
+            <w:r>
+              <w:rPr>
+                <w:rFonts w:hint="cs"/>
+                <w:sz w:val="28"/>
+                <w:szCs w:val="28"/>
                 <w:rtl/>
                 <w:lang w:bidi="ur-PK"/>
               </w:rPr>
               <w:t>ج)</w:t>
             </w:r>
+          </w:p>
+        </w:tc>
+      </w:tr>
+      <w:tr>
+        <w:trPr>
+          <w:trHeight w:val="432"/>
+        </w:trPr>
+        <w:tc>
+          <w:tcPr>
+            <w:tcW w:w="10795" w:type="dxa"/>
+          </w:tcPr>
+          <w:p>
+            <w:pPr>
+              <w:jc w:val="right"/>
+              <w:rPr>
+                <w:rFonts w:hint="cs"/>
+                <w:sz w:val="28"/>
+                <w:szCs w:val="28"/>
+                <w:rtl/>
+                <w:lang w:bidi="ur-PK"/>
+              </w:rPr>
+            </w:pPr>
+          </w:p>
+        </w:tc>
+      </w:tr>
+      <w:tr>
+        <w:tc>
+          <w:tcPr>
+            <w:tcW w:w="10795" w:type="dxa"/>
+          </w:tcPr>
+          <w:p>
+            <w:pPr>
+              <w:jc w:val="right"/>
+              <w:rPr>
+                <w:sz w:val="28"/>
+                <w:szCs w:val="28"/>
+                <w:lang w:bidi="ur-PK"/>
+              </w:rPr>
+            </w:pPr>
+            <w:r>
+              <w:rPr>
+                <w:rFonts w:hint="cs"/>
+                <w:sz w:val="28"/>
+                <w:szCs w:val="28"/>
+                <w:rtl/>
+                <w:lang w:bidi="ur-PK"/>
+              </w:rPr>
+              <w:t>5- قرآن مجید میں پڑوسیوں کی کتنی قسمیں بیان کی گئی ہیں؟</w:t>
+            </w:r>
+          </w:p>
+        </w:tc>
+      </w:tr>
+      <w:tr>
+        <w:trPr>
+          <w:trHeight w:val="432"/>
+        </w:trPr>
+        <w:tc>
+          <w:tcPr>
+            <w:tcW w:w="10795" w:type="dxa"/>
+          </w:tcPr>
+          <w:p>
+            <w:pPr>
+              <w:jc w:val="right"/>
+              <w:rPr>
+                <w:sz w:val="28"/>
+                <w:szCs w:val="28"/>
+                <w:lang w:bidi="ur-PK"/>
+              </w:rPr>
+            </w:pPr>
+            <w:r>
+              <w:rPr>
+                <w:rFonts w:hint="cs"/>
+                <w:sz w:val="28"/>
+                <w:szCs w:val="28"/>
+                <w:rtl/>
+                <w:lang w:bidi="ur-PK"/>
+              </w:rPr>
+              <w:t>ج)</w:t>
+            </w:r>
+          </w:p>
+        </w:tc>
+      </w:tr>
+      <w:tr>
+        <w:trPr>
+          <w:trHeight w:val="432"/>
+        </w:trPr>
+        <w:tc>
+          <w:tcPr>
+            <w:tcW w:w="10795" w:type="dxa"/>
+          </w:tcPr>
+          <w:p>
+            <w:pPr>
+              <w:jc w:val="right"/>
+              <w:rPr>
+                <w:rFonts w:hint="cs"/>
+                <w:sz w:val="28"/>
+                <w:szCs w:val="28"/>
+                <w:rtl/>
+                <w:lang w:bidi="ur-PK"/>
+              </w:rPr>
+            </w:pPr>
           </w:p>
         </w:tc>
       </w:tr>
@@ -2186,17 +2494,17 @@
     <w:tbl>
       <w:tblPr>
         <w:tblStyle w:val="TableGrid"/>
-        <w:tblW w:w="0" w:type="auto"/>
+        <w:tblW w:w="10795" w:type="dxa"/>
         <w:tblLook w:val="04A0" w:firstRow="1" w:lastRow="0" w:firstColumn="1" w:lastColumn="0" w:noHBand="0" w:noVBand="1"/>
       </w:tblPr>
       <w:tblGrid>
         <w:gridCol w:w="4675"/>
-        <w:gridCol w:w="4675"/>
+        <w:gridCol w:w="6120"/>
       </w:tblGrid>
       <w:tr>
         <w:tc>
           <w:tcPr>
-            <w:tcW w:w="9350" w:type="dxa"/>
+            <w:tcW w:w="10795" w:type="dxa"/>
             <w:gridSpan w:val="2"/>
           </w:tcPr>
           <w:p>
@@ -2206,8 +2514,8 @@
               <w:rPr>
                 <w:b/>
                 <w:bCs/>
-                <w:sz w:val="24"/>
-                <w:szCs w:val="24"/>
+                <w:sz w:val="28"/>
+                <w:szCs w:val="28"/>
                 <w:lang w:bidi="ur-PK"/>
               </w:rPr>
             </w:pPr>
@@ -2216,8 +2524,8 @@
                 <w:rFonts w:hint="cs"/>
                 <w:b/>
                 <w:bCs/>
-                <w:sz w:val="24"/>
-                <w:szCs w:val="24"/>
+                <w:sz w:val="28"/>
+                <w:szCs w:val="28"/>
                 <w:rtl/>
                 <w:lang w:bidi="ur-PK"/>
               </w:rPr>
@@ -2228,8 +2536,8 @@
                 <w:rFonts w:hint="cs"/>
                 <w:b/>
                 <w:bCs/>
-                <w:sz w:val="24"/>
-                <w:szCs w:val="24"/>
+                <w:sz w:val="28"/>
+                <w:szCs w:val="28"/>
                 <w:rtl/>
                 <w:lang w:bidi="ur-PK"/>
               </w:rPr>
@@ -2252,8 +2560,8 @@
               <w:rPr>
                 <w:b/>
                 <w:bCs/>
-                <w:sz w:val="24"/>
-                <w:szCs w:val="24"/>
+                <w:sz w:val="28"/>
+                <w:szCs w:val="28"/>
                 <w:lang w:bidi="ur-PK"/>
               </w:rPr>
             </w:pPr>
@@ -2262,8 +2570,8 @@
                 <w:rFonts w:hint="cs"/>
                 <w:b/>
                 <w:bCs/>
-                <w:sz w:val="24"/>
-                <w:szCs w:val="24"/>
+                <w:sz w:val="28"/>
+                <w:szCs w:val="28"/>
                 <w:rtl/>
                 <w:lang w:bidi="ur-PK"/>
               </w:rPr>
@@ -2273,7 +2581,7 @@
         </w:tc>
         <w:tc>
           <w:tcPr>
-            <w:tcW w:w="4675" w:type="dxa"/>
+            <w:tcW w:w="6120" w:type="dxa"/>
           </w:tcPr>
           <w:p>
             <w:pPr>
@@ -2281,8 +2589,8 @@
               <w:rPr>
                 <w:b/>
                 <w:bCs/>
-                <w:sz w:val="24"/>
-                <w:szCs w:val="24"/>
+                <w:sz w:val="28"/>
+                <w:szCs w:val="28"/>
                 <w:lang w:bidi="ur-PK"/>
               </w:rPr>
             </w:pPr>
@@ -2291,8 +2599,8 @@
                 <w:rFonts w:hint="cs"/>
                 <w:b/>
                 <w:bCs/>
-                <w:sz w:val="24"/>
-                <w:szCs w:val="24"/>
+                <w:sz w:val="28"/>
+                <w:szCs w:val="28"/>
                 <w:rtl/>
                 <w:lang w:bidi="ur-PK"/>
               </w:rPr>
@@ -2313,16 +2621,16 @@
             <w:pPr>
               <w:jc w:val="right"/>
               <w:rPr>
-                <w:sz w:val="24"/>
-                <w:szCs w:val="24"/>
-                <w:lang w:bidi="ur-PK"/>
-              </w:rPr>
-            </w:pPr>
-            <w:r>
-              <w:rPr>
-                <w:rFonts w:hint="cs"/>
-                <w:sz w:val="24"/>
-                <w:szCs w:val="24"/>
+                <w:sz w:val="28"/>
+                <w:szCs w:val="28"/>
+                <w:lang w:bidi="ur-PK"/>
+              </w:rPr>
+            </w:pPr>
+            <w:r>
+              <w:rPr>
+                <w:rFonts w:hint="cs"/>
+                <w:sz w:val="28"/>
+                <w:szCs w:val="28"/>
                 <w:rtl/>
                 <w:lang w:bidi="ur-PK"/>
               </w:rPr>
@@ -2332,22 +2640,22 @@
         </w:tc>
         <w:tc>
           <w:tcPr>
-            <w:tcW w:w="4675" w:type="dxa"/>
-          </w:tcPr>
-          <w:p>
-            <w:pPr>
-              <w:jc w:val="right"/>
-              <w:rPr>
-                <w:sz w:val="24"/>
-                <w:szCs w:val="24"/>
-                <w:lang w:bidi="ur-PK"/>
-              </w:rPr>
-            </w:pPr>
-            <w:r>
-              <w:rPr>
-                <w:rFonts w:hint="cs"/>
-                <w:sz w:val="24"/>
-                <w:szCs w:val="24"/>
+            <w:tcW w:w="6120" w:type="dxa"/>
+          </w:tcPr>
+          <w:p>
+            <w:pPr>
+              <w:jc w:val="right"/>
+              <w:rPr>
+                <w:sz w:val="28"/>
+                <w:szCs w:val="28"/>
+                <w:lang w:bidi="ur-PK"/>
+              </w:rPr>
+            </w:pPr>
+            <w:r>
+              <w:rPr>
+                <w:rFonts w:hint="cs"/>
+                <w:sz w:val="28"/>
+                <w:szCs w:val="28"/>
                 <w:rtl/>
                 <w:lang w:bidi="ur-PK"/>
               </w:rPr>
@@ -2368,16 +2676,16 @@
             <w:pPr>
               <w:jc w:val="right"/>
               <w:rPr>
-                <w:sz w:val="24"/>
-                <w:szCs w:val="24"/>
-                <w:lang w:bidi="ur-PK"/>
-              </w:rPr>
-            </w:pPr>
-            <w:r>
-              <w:rPr>
-                <w:rFonts w:hint="cs"/>
-                <w:sz w:val="24"/>
-                <w:szCs w:val="24"/>
+                <w:sz w:val="28"/>
+                <w:szCs w:val="28"/>
+                <w:lang w:bidi="ur-PK"/>
+              </w:rPr>
+            </w:pPr>
+            <w:r>
+              <w:rPr>
+                <w:rFonts w:hint="cs"/>
+                <w:sz w:val="28"/>
+                <w:szCs w:val="28"/>
                 <w:rtl/>
                 <w:lang w:bidi="ur-PK"/>
               </w:rPr>
@@ -2387,22 +2695,22 @@
         </w:tc>
         <w:tc>
           <w:tcPr>
-            <w:tcW w:w="4675" w:type="dxa"/>
-          </w:tcPr>
-          <w:p>
-            <w:pPr>
-              <w:jc w:val="right"/>
-              <w:rPr>
-                <w:sz w:val="24"/>
-                <w:szCs w:val="24"/>
-                <w:lang w:bidi="ur-PK"/>
-              </w:rPr>
-            </w:pPr>
-            <w:r>
-              <w:rPr>
-                <w:rFonts w:hint="cs"/>
-                <w:sz w:val="24"/>
-                <w:szCs w:val="24"/>
+            <w:tcW w:w="6120" w:type="dxa"/>
+          </w:tcPr>
+          <w:p>
+            <w:pPr>
+              <w:jc w:val="right"/>
+              <w:rPr>
+                <w:sz w:val="28"/>
+                <w:szCs w:val="28"/>
+                <w:lang w:bidi="ur-PK"/>
+              </w:rPr>
+            </w:pPr>
+            <w:r>
+              <w:rPr>
+                <w:rFonts w:hint="cs"/>
+                <w:sz w:val="28"/>
+                <w:szCs w:val="28"/>
                 <w:rtl/>
                 <w:lang w:bidi="ur-PK"/>
               </w:rPr>
@@ -2423,16 +2731,16 @@
             <w:pPr>
               <w:jc w:val="right"/>
               <w:rPr>
-                <w:sz w:val="24"/>
-                <w:szCs w:val="24"/>
-                <w:lang w:bidi="ur-PK"/>
-              </w:rPr>
-            </w:pPr>
-            <w:r>
-              <w:rPr>
-                <w:rFonts w:hint="cs"/>
-                <w:sz w:val="24"/>
-                <w:szCs w:val="24"/>
+                <w:sz w:val="28"/>
+                <w:szCs w:val="28"/>
+                <w:lang w:bidi="ur-PK"/>
+              </w:rPr>
+            </w:pPr>
+            <w:r>
+              <w:rPr>
+                <w:rFonts w:hint="cs"/>
+                <w:sz w:val="28"/>
+                <w:szCs w:val="28"/>
                 <w:rtl/>
                 <w:lang w:bidi="ur-PK"/>
               </w:rPr>
@@ -2442,22 +2750,22 @@
         </w:tc>
         <w:tc>
           <w:tcPr>
-            <w:tcW w:w="4675" w:type="dxa"/>
-          </w:tcPr>
-          <w:p>
-            <w:pPr>
-              <w:jc w:val="right"/>
-              <w:rPr>
-                <w:sz w:val="24"/>
-                <w:szCs w:val="24"/>
-                <w:lang w:bidi="ur-PK"/>
-              </w:rPr>
-            </w:pPr>
-            <w:r>
-              <w:rPr>
-                <w:rFonts w:hint="cs"/>
-                <w:sz w:val="24"/>
-                <w:szCs w:val="24"/>
+            <w:tcW w:w="6120" w:type="dxa"/>
+          </w:tcPr>
+          <w:p>
+            <w:pPr>
+              <w:jc w:val="right"/>
+              <w:rPr>
+                <w:sz w:val="28"/>
+                <w:szCs w:val="28"/>
+                <w:lang w:bidi="ur-PK"/>
+              </w:rPr>
+            </w:pPr>
+            <w:r>
+              <w:rPr>
+                <w:rFonts w:hint="cs"/>
+                <w:sz w:val="28"/>
+                <w:szCs w:val="28"/>
                 <w:rtl/>
                 <w:lang w:bidi="ur-PK"/>
               </w:rPr>
@@ -2478,16 +2786,16 @@
             <w:pPr>
               <w:jc w:val="right"/>
               <w:rPr>
-                <w:sz w:val="24"/>
-                <w:szCs w:val="24"/>
-                <w:lang w:bidi="ur-PK"/>
-              </w:rPr>
-            </w:pPr>
-            <w:r>
-              <w:rPr>
-                <w:rFonts w:hint="cs"/>
-                <w:sz w:val="24"/>
-                <w:szCs w:val="24"/>
+                <w:sz w:val="28"/>
+                <w:szCs w:val="28"/>
+                <w:lang w:bidi="ur-PK"/>
+              </w:rPr>
+            </w:pPr>
+            <w:r>
+              <w:rPr>
+                <w:rFonts w:hint="cs"/>
+                <w:sz w:val="28"/>
+                <w:szCs w:val="28"/>
                 <w:rtl/>
                 <w:lang w:bidi="ur-PK"/>
               </w:rPr>
@@ -2497,22 +2805,22 @@
         </w:tc>
         <w:tc>
           <w:tcPr>
-            <w:tcW w:w="4675" w:type="dxa"/>
-          </w:tcPr>
-          <w:p>
-            <w:pPr>
-              <w:jc w:val="right"/>
-              <w:rPr>
-                <w:sz w:val="24"/>
-                <w:szCs w:val="24"/>
-                <w:lang w:bidi="ur-PK"/>
-              </w:rPr>
-            </w:pPr>
-            <w:r>
-              <w:rPr>
-                <w:rFonts w:hint="cs"/>
-                <w:sz w:val="24"/>
-                <w:szCs w:val="24"/>
+            <w:tcW w:w="6120" w:type="dxa"/>
+          </w:tcPr>
+          <w:p>
+            <w:pPr>
+              <w:jc w:val="right"/>
+              <w:rPr>
+                <w:sz w:val="28"/>
+                <w:szCs w:val="28"/>
+                <w:lang w:bidi="ur-PK"/>
+              </w:rPr>
+            </w:pPr>
+            <w:r>
+              <w:rPr>
+                <w:rFonts w:hint="cs"/>
+                <w:sz w:val="28"/>
+                <w:szCs w:val="28"/>
                 <w:rtl/>
                 <w:lang w:bidi="ur-PK"/>
               </w:rPr>
@@ -2559,16 +2867,16 @@
       <w:tblPr>
         <w:tblStyle w:val="TableGrid"/>
         <w:tblpPr w:leftFromText="180" w:rightFromText="180" w:vertAnchor="text" w:horzAnchor="margin" w:tblpY="291"/>
-        <w:tblW w:w="0" w:type="auto"/>
+        <w:tblW w:w="10795" w:type="dxa"/>
         <w:tblLook w:val="04A0" w:firstRow="1" w:lastRow="0" w:firstColumn="1" w:lastColumn="0" w:noHBand="0" w:noVBand="1"/>
       </w:tblPr>
       <w:tblGrid>
-        <w:gridCol w:w="9350"/>
+        <w:gridCol w:w="10795"/>
       </w:tblGrid>
       <w:tr>
         <w:tc>
           <w:tcPr>
-            <w:tcW w:w="9350" w:type="dxa"/>
+            <w:tcW w:w="10795" w:type="dxa"/>
           </w:tcPr>
           <w:p>
             <w:pPr>
@@ -2630,7 +2938,7 @@
           <w:lang w:bidi="ur-PK"/>
         </w:rPr>
         <w:drawing>
-          <wp:anchor distT="0" distB="0" distL="114300" distR="114300" simplePos="0" relativeHeight="251658240" behindDoc="0" locked="0" layoutInCell="1" allowOverlap="1" wp14:anchorId="1CE933FA" wp14:editId="7FDBCA23">
+          <wp:anchor distT="0" distB="0" distL="114300" distR="114300" simplePos="0" relativeHeight="251658240" behindDoc="0" locked="0" layoutInCell="1" allowOverlap="1" wp14:anchorId="1CE933FA" wp14:editId="2D32D5FD">
             <wp:simplePos x="0" y="0"/>
             <wp:positionH relativeFrom="margin">
               <wp:align>right</wp:align>
@@ -2639,7 +2947,7 @@
               <wp:posOffset>417195</wp:posOffset>
             </wp:positionV>
             <wp:extent cx="5943600" cy="4095750"/>
-            <wp:effectExtent l="0" t="0" r="0" b="0"/>
+            <wp:effectExtent l="0" t="0" r="0" b="95250"/>
             <wp:wrapSquare wrapText="bothSides"/>
             <wp:docPr id="4" name="Diagram 4"/>
             <wp:cNvGraphicFramePr/>
@@ -2689,12 +2997,12 @@
         <w:tblLook w:val="04A0" w:firstRow="1" w:lastRow="0" w:firstColumn="1" w:lastColumn="0" w:noHBand="0" w:noVBand="1"/>
       </w:tblPr>
       <w:tblGrid>
-        <w:gridCol w:w="9350"/>
+        <w:gridCol w:w="10705"/>
       </w:tblGrid>
       <w:tr>
         <w:tc>
           <w:tcPr>
-            <w:tcW w:w="9350" w:type="dxa"/>
+            <w:tcW w:w="10705" w:type="dxa"/>
           </w:tcPr>
           <w:p>
             <w:pPr>
@@ -2703,8 +3011,8 @@
               <w:rPr>
                 <w:b/>
                 <w:bCs/>
-                <w:sz w:val="24"/>
-                <w:szCs w:val="24"/>
+                <w:sz w:val="32"/>
+                <w:szCs w:val="32"/>
                 <w:lang w:bidi="ur-PK"/>
               </w:rPr>
             </w:pPr>
@@ -2713,8 +3021,8 @@
                 <w:rFonts w:hint="cs"/>
                 <w:b/>
                 <w:bCs/>
-                <w:sz w:val="24"/>
-                <w:szCs w:val="24"/>
+                <w:sz w:val="32"/>
+                <w:szCs w:val="32"/>
                 <w:rtl/>
                 <w:lang w:bidi="ur-PK"/>
               </w:rPr>
@@ -2725,8 +3033,8 @@
                 <w:rFonts w:hint="cs"/>
                 <w:b/>
                 <w:bCs/>
-                <w:sz w:val="24"/>
-                <w:szCs w:val="24"/>
+                <w:sz w:val="32"/>
+                <w:szCs w:val="32"/>
                 <w:rtl/>
                 <w:lang w:bidi="ur-PK"/>
               </w:rPr>
@@ -2738,22 +3046,22 @@
       <w:tr>
         <w:tc>
           <w:tcPr>
-            <w:tcW w:w="9350" w:type="dxa"/>
-          </w:tcPr>
-          <w:p>
-            <w:pPr>
-              <w:jc w:val="right"/>
-              <w:rPr>
-                <w:sz w:val="24"/>
-                <w:szCs w:val="24"/>
-                <w:lang w:bidi="ur-PK"/>
-              </w:rPr>
-            </w:pPr>
-            <w:r>
-              <w:rPr>
-                <w:rFonts w:hint="cs"/>
-                <w:sz w:val="24"/>
-                <w:szCs w:val="24"/>
+            <w:tcW w:w="10705" w:type="dxa"/>
+          </w:tcPr>
+          <w:p>
+            <w:pPr>
+              <w:jc w:val="right"/>
+              <w:rPr>
+                <w:sz w:val="32"/>
+                <w:szCs w:val="32"/>
+                <w:lang w:bidi="ur-PK"/>
+              </w:rPr>
+            </w:pPr>
+            <w:r>
+              <w:rPr>
+                <w:rFonts w:hint="cs"/>
+                <w:sz w:val="32"/>
+                <w:szCs w:val="32"/>
                 <w:rtl/>
                 <w:lang w:bidi="ur-PK"/>
               </w:rPr>
@@ -2765,22 +3073,22 @@
       <w:tr>
         <w:tc>
           <w:tcPr>
-            <w:tcW w:w="9350" w:type="dxa"/>
-          </w:tcPr>
-          <w:p>
-            <w:pPr>
-              <w:jc w:val="right"/>
-              <w:rPr>
-                <w:sz w:val="24"/>
-                <w:szCs w:val="24"/>
-                <w:lang w:bidi="ur-PK"/>
-              </w:rPr>
-            </w:pPr>
-            <w:r>
-              <w:rPr>
-                <w:rFonts w:hint="cs"/>
-                <w:sz w:val="24"/>
-                <w:szCs w:val="24"/>
+            <w:tcW w:w="10705" w:type="dxa"/>
+          </w:tcPr>
+          <w:p>
+            <w:pPr>
+              <w:jc w:val="right"/>
+              <w:rPr>
+                <w:sz w:val="32"/>
+                <w:szCs w:val="32"/>
+                <w:lang w:bidi="ur-PK"/>
+              </w:rPr>
+            </w:pPr>
+            <w:r>
+              <w:rPr>
+                <w:rFonts w:hint="cs"/>
+                <w:sz w:val="32"/>
+                <w:szCs w:val="32"/>
                 <w:rtl/>
                 <w:lang w:bidi="ur-PK"/>
               </w:rPr>
@@ -2792,22 +3100,22 @@
       <w:tr>
         <w:tc>
           <w:tcPr>
-            <w:tcW w:w="9350" w:type="dxa"/>
-          </w:tcPr>
-          <w:p>
-            <w:pPr>
-              <w:jc w:val="right"/>
-              <w:rPr>
-                <w:sz w:val="24"/>
-                <w:szCs w:val="24"/>
-                <w:lang w:bidi="ur-PK"/>
-              </w:rPr>
-            </w:pPr>
-            <w:r>
-              <w:rPr>
-                <w:rFonts w:hint="cs"/>
-                <w:sz w:val="24"/>
-                <w:szCs w:val="24"/>
+            <w:tcW w:w="10705" w:type="dxa"/>
+          </w:tcPr>
+          <w:p>
+            <w:pPr>
+              <w:jc w:val="right"/>
+              <w:rPr>
+                <w:sz w:val="32"/>
+                <w:szCs w:val="32"/>
+                <w:lang w:bidi="ur-PK"/>
+              </w:rPr>
+            </w:pPr>
+            <w:r>
+              <w:rPr>
+                <w:rFonts w:hint="cs"/>
+                <w:sz w:val="32"/>
+                <w:szCs w:val="32"/>
                 <w:rtl/>
                 <w:lang w:bidi="ur-PK"/>
               </w:rPr>
@@ -2819,22 +3127,22 @@
       <w:tr>
         <w:tc>
           <w:tcPr>
-            <w:tcW w:w="9350" w:type="dxa"/>
-          </w:tcPr>
-          <w:p>
-            <w:pPr>
-              <w:jc w:val="right"/>
-              <w:rPr>
-                <w:sz w:val="24"/>
-                <w:szCs w:val="24"/>
-                <w:lang w:bidi="ur-PK"/>
-              </w:rPr>
-            </w:pPr>
-            <w:r>
-              <w:rPr>
-                <w:rFonts w:hint="cs"/>
-                <w:sz w:val="24"/>
-                <w:szCs w:val="24"/>
+            <w:tcW w:w="10705" w:type="dxa"/>
+          </w:tcPr>
+          <w:p>
+            <w:pPr>
+              <w:jc w:val="right"/>
+              <w:rPr>
+                <w:sz w:val="32"/>
+                <w:szCs w:val="32"/>
+                <w:lang w:bidi="ur-PK"/>
+              </w:rPr>
+            </w:pPr>
+            <w:r>
+              <w:rPr>
+                <w:rFonts w:hint="cs"/>
+                <w:sz w:val="32"/>
+                <w:szCs w:val="32"/>
                 <w:rtl/>
                 <w:lang w:bidi="ur-PK"/>
               </w:rPr>
@@ -2846,23 +3154,23 @@
       <w:tr>
         <w:tc>
           <w:tcPr>
-            <w:tcW w:w="9350" w:type="dxa"/>
-          </w:tcPr>
-          <w:p>
-            <w:pPr>
-              <w:jc w:val="right"/>
-              <w:rPr>
-                <w:sz w:val="24"/>
-                <w:szCs w:val="24"/>
-                <w:rtl/>
-                <w:lang w:bidi="ur-PK"/>
-              </w:rPr>
-            </w:pPr>
-            <w:r>
-              <w:rPr>
-                <w:rFonts w:hint="cs"/>
-                <w:sz w:val="24"/>
-                <w:szCs w:val="24"/>
+            <w:tcW w:w="10705" w:type="dxa"/>
+          </w:tcPr>
+          <w:p>
+            <w:pPr>
+              <w:jc w:val="right"/>
+              <w:rPr>
+                <w:sz w:val="32"/>
+                <w:szCs w:val="32"/>
+                <w:rtl/>
+                <w:lang w:bidi="ur-PK"/>
+              </w:rPr>
+            </w:pPr>
+            <w:r>
+              <w:rPr>
+                <w:rFonts w:hint="cs"/>
+                <w:sz w:val="32"/>
+                <w:szCs w:val="32"/>
                 <w:rtl/>
                 <w:lang w:bidi="ur-PK"/>
               </w:rPr>
@@ -2895,7 +3203,7 @@
     </w:p>
     <w:sectPr>
       <w:pgSz w:w="12240" w:h="15840"/>
-      <w:pgMar w:top="1440" w:right="1440" w:bottom="1440" w:left="1440" w:header="720" w:footer="720" w:gutter="0"/>
+      <w:pgMar w:top="720" w:right="720" w:bottom="720" w:left="720" w:header="720" w:footer="720" w:gutter="0"/>
       <w:cols w:space="720"/>
       <w:docGrid w:linePitch="360"/>
     </w:sectPr>
@@ -2904,7 +3212,7 @@
 </file>
 
 <file path=word/numbering.xml><?xml version="1.0" encoding="utf-8"?>
-<w:numbering xmlns:wpc="http://schemas.microsoft.com/office/word/2010/wordprocessingCanvas" xmlns:cx="http://schemas.microsoft.com/office/drawing/2014/chartex" xmlns:cx1="http://schemas.microsoft.com/office/drawing/2015/9/8/chartex" xmlns:cx2="http://schemas.microsoft.com/office/drawing/2015/10/21/chartex" xmlns:cx3="http://schemas.microsoft.com/office/drawing/2016/5/9/chartex" xmlns:cx4="http://schemas.microsoft.com/office/drawing/2016/5/10/chartex" xmlns:cx5="http://schemas.microsoft.com/office/drawing/2016/5/11/chartex" xmlns:cx6="http://schemas.microsoft.com/office/drawing/2016/5/12/chartex" xmlns:cx7="http://schemas.microsoft.com/office/drawing/2016/5/13/chartex" xmlns:cx8="http://schemas.microsoft.com/office/drawing/2016/5/14/chartex" xmlns:mc="http://schemas.openxmlformats.org/markup-compatibility/2006" xmlns:aink="http://schemas.microsoft.com/office/drawing/2016/ink" xmlns:am3d="http://schemas.microsoft.com/office/drawing/2017/model3d" xmlns:o="urn:schemas-microsoft-com:office:office" xmlns:r="http://schemas.openxmlformats.org/officeDocument/2006/relationships" xmlns:m="http://schemas.openxmlformats.org/officeDocument/2006/math" xmlns:v="urn:schemas-microsoft-com:vml" xmlns:wp14="http://schemas.microsoft.com/office/word/2010/wordprocessingDrawing" xmlns:wp="http://schemas.openxmlformats.org/drawingml/2006/wordprocessingDrawing" xmlns:w10="urn:schemas-microsoft-com:office:word" xmlns:w="http://schemas.openxmlformats.org/wordprocessingml/2006/main" xmlns:w14="http://schemas.microsoft.com/office/word/2010/wordml" xmlns:w15="http://schemas.microsoft.com/office/word/2012/wordml" xmlns:w16cex="http://schemas.microsoft.com/office/word/2018/wordml/cex" xmlns:w16cid="http://schemas.microsoft.com/office/word/2016/wordml/cid" xmlns:w16="http://schemas.microsoft.com/office/word/2018/wordml" xmlns:w16sdtdh="http://schemas.microsoft.com/office/word/2020/wordml/sdtdatahash" xmlns:w16se="http://schemas.microsoft.com/office/word/2015/wordml/symex" xmlns:wpg="http://schemas.microsoft.com/office/word/2010/wordprocessingGroup" xmlns:wpi="http://schemas.microsoft.com/office/word/2010/wordprocessingInk" xmlns:wne="http://schemas.microsoft.com/office/word/2006/wordml" xmlns:wps="http://schemas.microsoft.com/office/word/2010/wordprocessingShape" mc:Ignorable="w14 w15 w16se w16cid w16 w16cex w16sdtdh wp14">
+<w:numbering xmlns:wpc="http://schemas.microsoft.com/office/word/2010/wordprocessingCanvas" xmlns:cx="http://schemas.microsoft.com/office/drawing/2014/chartex" xmlns:cx1="http://schemas.microsoft.com/office/drawing/2015/9/8/chartex" xmlns:cx2="http://schemas.microsoft.com/office/drawing/2015/10/21/chartex" xmlns:cx3="http://schemas.microsoft.com/office/drawing/2016/5/9/chartex" xmlns:cx4="http://schemas.microsoft.com/office/drawing/2016/5/10/chartex" xmlns:cx5="http://schemas.microsoft.com/office/drawing/2016/5/11/chartex" xmlns:cx6="http://schemas.microsoft.com/office/drawing/2016/5/12/chartex" xmlns:cx7="http://schemas.microsoft.com/office/drawing/2016/5/13/chartex" xmlns:cx8="http://schemas.microsoft.com/office/drawing/2016/5/14/chartex" xmlns:mc="http://schemas.openxmlformats.org/markup-compatibility/2006" xmlns:aink="http://schemas.microsoft.com/office/drawing/2016/ink" xmlns:am3d="http://schemas.microsoft.com/office/drawing/2017/model3d" xmlns:o="urn:schemas-microsoft-com:office:office" xmlns:oel="http://schemas.microsoft.com/office/2019/extlst" xmlns:r="http://schemas.openxmlformats.org/officeDocument/2006/relationships" xmlns:m="http://schemas.openxmlformats.org/officeDocument/2006/math" xmlns:v="urn:schemas-microsoft-com:vml" xmlns:wp14="http://schemas.microsoft.com/office/word/2010/wordprocessingDrawing" xmlns:wp="http://schemas.openxmlformats.org/drawingml/2006/wordprocessingDrawing" xmlns:w10="urn:schemas-microsoft-com:office:word" xmlns:w="http://schemas.openxmlformats.org/wordprocessingml/2006/main" xmlns:w14="http://schemas.microsoft.com/office/word/2010/wordml" xmlns:w15="http://schemas.microsoft.com/office/word/2012/wordml" xmlns:w16cex="http://schemas.microsoft.com/office/word/2018/wordml/cex" xmlns:w16cid="http://schemas.microsoft.com/office/word/2016/wordml/cid" xmlns:w16="http://schemas.microsoft.com/office/word/2018/wordml" xmlns:w16du="http://schemas.microsoft.com/office/word/2023/wordml/word16du" xmlns:w16sdtdh="http://schemas.microsoft.com/office/word/2020/wordml/sdtdatahash" xmlns:w16sdtfl="http://schemas.microsoft.com/office/word/2024/wordml/sdtformatlock" xmlns:w16se="http://schemas.microsoft.com/office/word/2015/wordml/symex" xmlns:wpg="http://schemas.microsoft.com/office/word/2010/wordprocessingGroup" xmlns:wpi="http://schemas.microsoft.com/office/word/2010/wordprocessingInk" xmlns:wne="http://schemas.microsoft.com/office/word/2006/wordml" xmlns:wps="http://schemas.microsoft.com/office/word/2010/wordprocessingShape" mc:Ignorable="w14 w15 w16se w16cid w16 w16cex w16sdtdh w16sdtfl w16du wp14">
   <w:abstractNum w:abstractNumId="0" w15:restartNumberingAfterBreak="0">
     <w:nsid w:val="4D516EB6"/>
     <w:multiLevelType w:val="hybridMultilevel"/>
@@ -3018,14 +3326,14 @@
       </w:rPr>
     </w:lvl>
   </w:abstractNum>
-  <w:num w:numId="1">
+  <w:num w:numId="1" w16cid:durableId="1071849198">
     <w:abstractNumId w:val="0"/>
   </w:num>
 </w:numbering>
 </file>
 
 <file path=word/styles.xml><?xml version="1.0" encoding="utf-8"?>
-<w:styles xmlns:mc="http://schemas.openxmlformats.org/markup-compatibility/2006" xmlns:r="http://schemas.openxmlformats.org/officeDocument/2006/relationships" xmlns:w="http://schemas.openxmlformats.org/wordprocessingml/2006/main" xmlns:w14="http://schemas.microsoft.com/office/word/2010/wordml" xmlns:w15="http://schemas.microsoft.com/office/word/2012/wordml" xmlns:w16cex="http://schemas.microsoft.com/office/word/2018/wordml/cex" xmlns:w16cid="http://schemas.microsoft.com/office/word/2016/wordml/cid" xmlns:w16="http://schemas.microsoft.com/office/word/2018/wordml" xmlns:w16sdtdh="http://schemas.microsoft.com/office/word/2020/wordml/sdtdatahash" xmlns:w16se="http://schemas.microsoft.com/office/word/2015/wordml/symex" mc:Ignorable="w14 w15 w16se w16cid w16 w16cex w16sdtdh">
+<w:styles xmlns:mc="http://schemas.openxmlformats.org/markup-compatibility/2006" xmlns:r="http://schemas.openxmlformats.org/officeDocument/2006/relationships" xmlns:w="http://schemas.openxmlformats.org/wordprocessingml/2006/main" xmlns:w14="http://schemas.microsoft.com/office/word/2010/wordml" xmlns:w15="http://schemas.microsoft.com/office/word/2012/wordml" xmlns:w16cex="http://schemas.microsoft.com/office/word/2018/wordml/cex" xmlns:w16cid="http://schemas.microsoft.com/office/word/2016/wordml/cid" xmlns:w16="http://schemas.microsoft.com/office/word/2018/wordml" xmlns:w16du="http://schemas.microsoft.com/office/word/2023/wordml/word16du" xmlns:w16sdtdh="http://schemas.microsoft.com/office/word/2020/wordml/sdtdatahash" xmlns:w16sdtfl="http://schemas.microsoft.com/office/word/2024/wordml/sdtformatlock" xmlns:w16se="http://schemas.microsoft.com/office/word/2015/wordml/symex" mc:Ignorable="w14 w15 w16se w16cid w16 w16cex w16sdtdh w16sdtfl w16du">
   <w:docDefaults>
     <w:rPrDefault>
       <w:rPr>
@@ -4561,7 +4869,7 @@
       <dgm:spPr/>
     </dgm:pt>
     <dgm:pt modelId="{F552B166-0B79-4016-8A3B-2401B46E6078}" type="pres">
-      <dgm:prSet presAssocID="{889B6FB4-CB01-45BE-BA83-E0B5EC9484CF}" presName="node" presStyleLbl="vennNode1" presStyleIdx="3" presStyleCnt="6" custScaleX="135246" custScaleY="145284" custRadScaleRad="138391" custRadScaleInc="-54104">
+      <dgm:prSet presAssocID="{889B6FB4-CB01-45BE-BA83-E0B5EC9484CF}" presName="node" presStyleLbl="vennNode1" presStyleIdx="3" presStyleCnt="6" custScaleX="135246" custScaleY="145284" custRadScaleRad="145400" custRadScaleInc="-45483">
         <dgm:presLayoutVars>
           <dgm:bulletEnabled val="1"/>
         </dgm:presLayoutVars>
@@ -4569,7 +4877,7 @@
       <dgm:spPr/>
     </dgm:pt>
     <dgm:pt modelId="{CDADC957-5661-4B18-9CA7-765CEE59C2FC}" type="pres">
-      <dgm:prSet presAssocID="{22921493-6B1F-4AAC-B6A5-48F40141002C}" presName="node" presStyleLbl="vennNode1" presStyleIdx="4" presStyleCnt="6" custScaleX="138831" custScaleY="138787" custRadScaleRad="96856" custRadScaleInc="7832">
+      <dgm:prSet presAssocID="{22921493-6B1F-4AAC-B6A5-48F40141002C}" presName="node" presStyleLbl="vennNode1" presStyleIdx="4" presStyleCnt="6" custScaleX="138831" custScaleY="138787" custRadScaleRad="106355" custRadScaleInc="5282">
         <dgm:presLayoutVars>
           <dgm:bulletEnabled val="1"/>
         </dgm:presLayoutVars>
@@ -4875,7 +5183,7 @@
       </dsp:nvSpPr>
       <dsp:spPr>
         <a:xfrm>
-          <a:off x="4227009" y="1806725"/>
+          <a:off x="4255587" y="2063896"/>
           <a:ext cx="1593100" cy="1711341"/>
         </a:xfrm>
         <a:prstGeom prst="ellipse">
@@ -4945,7 +5253,7 @@
         </a:p>
       </dsp:txBody>
       <dsp:txXfrm>
-        <a:off x="4460313" y="2057345"/>
+        <a:off x="4488891" y="2314516"/>
         <a:ext cx="1126492" cy="1210101"/>
       </dsp:txXfrm>
     </dsp:sp>
@@ -4956,7 +5264,7 @@
       </dsp:nvSpPr>
       <dsp:spPr>
         <a:xfrm>
-          <a:off x="1171369" y="2403788"/>
+          <a:off x="1114225" y="2534315"/>
           <a:ext cx="1635329" cy="1634811"/>
         </a:xfrm>
         <a:prstGeom prst="ellipse">
@@ -5026,7 +5334,7 @@
         </a:p>
       </dsp:txBody>
       <dsp:txXfrm>
-        <a:off x="1410857" y="2643201"/>
+        <a:off x="1353713" y="2773728"/>
         <a:ext cx="1156353" cy="1155985"/>
       </dsp:txXfrm>
     </dsp:sp>
